--- a/install/Инструкции/Установка_клиента_МИС_САМСОН_на_Альт(v6).docx
+++ b/install/Инструкции/Установка_клиента_МИС_САМСОН_на_Альт(v6).docx
@@ -10,6 +10,8 @@
           <w:bCs/>
         </w:rPr>
       </w:pPr>
+      <w:bookmarkStart w:id="0" w:name="_GoBack"/>
+      <w:bookmarkEnd w:id="0"/>
       <w:r>
         <w:rPr>
           <w:b/>
@@ -54,35 +56,50 @@
       <w:pPr>
         <w:rPr>
           <w:color w:val="4472C4" w:themeColor="accent1"/>
-          <w:lang w:val="en-US"/>
-          <w14:shadow w14:blurRad="38100" w14:dist="25400" w14:dir="5400000" w14:sx="100000" w14:sy="100000" w14:kx="0" w14:ky="0" w14:algn="ctr">
-            <w14:srgbClr w14:val="6E747A">
-              <w14:alpha w14:val="57000"/>
-            </w14:srgbClr>
-          </w14:shadow>
-          <w14:textOutline w14:w="0" w14:cap="flat" w14:cmpd="sng" w14:algn="ctr">
-            <w14:noFill/>
-            <w14:prstDash w14:val="solid"/>
-            <w14:round/>
-          </w14:textOutline>
-        </w:rPr>
-      </w:pPr>
-      <w:r>
-        <w:rPr>
-          <w:color w:val="4472C4" w:themeColor="accent1"/>
-          <w:lang w:val="en-US"/>
-          <w14:shadow w14:blurRad="38100" w14:dist="25400" w14:dir="5400000" w14:sx="100000" w14:sy="100000" w14:kx="0" w14:ky="0" w14:algn="ctr">
-            <w14:srgbClr w14:val="6E747A">
-              <w14:alpha w14:val="57000"/>
-            </w14:srgbClr>
-          </w14:shadow>
-          <w14:textOutline w14:w="0" w14:cap="flat" w14:cmpd="sng" w14:algn="ctr">
-            <w14:noFill/>
-            <w14:prstDash w14:val="solid"/>
-            <w14:round/>
-          </w14:textOutline>
-        </w:rPr>
-        <w:t>cat /</w:t>
+          <w14:shadow w14:blurRad="38100" w14:dist="25400" w14:dir="5400000" w14:sx="100000" w14:sy="100000" w14:kx="0" w14:ky="0" w14:algn="ctr">
+            <w14:srgbClr w14:val="6E747A">
+              <w14:alpha w14:val="57000"/>
+            </w14:srgbClr>
+          </w14:shadow>
+          <w14:textOutline w14:w="0" w14:cap="flat" w14:cmpd="sng" w14:algn="ctr">
+            <w14:noFill/>
+            <w14:prstDash w14:val="solid"/>
+            <w14:round/>
+          </w14:textOutline>
+        </w:rPr>
+      </w:pPr>
+      <w:r>
+        <w:rPr>
+          <w:color w:val="4472C4" w:themeColor="accent1"/>
+          <w:lang w:val="en-US"/>
+          <w14:shadow w14:blurRad="38100" w14:dist="25400" w14:dir="5400000" w14:sx="100000" w14:sy="100000" w14:kx="0" w14:ky="0" w14:algn="ctr">
+            <w14:srgbClr w14:val="6E747A">
+              <w14:alpha w14:val="57000"/>
+            </w14:srgbClr>
+          </w14:shadow>
+          <w14:textOutline w14:w="0" w14:cap="flat" w14:cmpd="sng" w14:algn="ctr">
+            <w14:noFill/>
+            <w14:prstDash w14:val="solid"/>
+            <w14:round/>
+          </w14:textOutline>
+        </w:rPr>
+        <w:t>cat</w:t>
+      </w:r>
+      <w:r>
+        <w:rPr>
+          <w:color w:val="4472C4" w:themeColor="accent1"/>
+          <w14:shadow w14:blurRad="38100" w14:dist="25400" w14:dir="5400000" w14:sx="100000" w14:sy="100000" w14:kx="0" w14:ky="0" w14:algn="ctr">
+            <w14:srgbClr w14:val="6E747A">
+              <w14:alpha w14:val="57000"/>
+            </w14:srgbClr>
+          </w14:shadow>
+          <w14:textOutline w14:w="0" w14:cap="flat" w14:cmpd="sng" w14:algn="ctr">
+            <w14:noFill/>
+            <w14:prstDash w14:val="solid"/>
+            <w14:round/>
+          </w14:textOutline>
+        </w:rPr>
+        <w:t xml:space="preserve"> /</w:t>
       </w:r>
       <w:proofErr w:type="spellStart"/>
       <w:r>
@@ -106,7 +123,6 @@
       <w:r>
         <w:rPr>
           <w:color w:val="4472C4" w:themeColor="accent1"/>
-          <w:lang w:val="en-US"/>
           <w14:shadow w14:blurRad="38100" w14:dist="25400" w14:dir="5400000" w14:sx="100000" w14:sy="100000" w14:kx="0" w14:ky="0" w14:algn="ctr">
             <w14:srgbClr w14:val="6E747A">
               <w14:alpha w14:val="57000"/>
@@ -142,19 +158,35 @@
       <w:r>
         <w:rPr>
           <w:color w:val="4472C4" w:themeColor="accent1"/>
-          <w:lang w:val="en-US"/>
-          <w14:shadow w14:blurRad="38100" w14:dist="25400" w14:dir="5400000" w14:sx="100000" w14:sy="100000" w14:kx="0" w14:ky="0" w14:algn="ctr">
-            <w14:srgbClr w14:val="6E747A">
-              <w14:alpha w14:val="57000"/>
-            </w14:srgbClr>
-          </w14:shadow>
-          <w14:textOutline w14:w="0" w14:cap="flat" w14:cmpd="sng" w14:algn="ctr">
-            <w14:noFill/>
-            <w14:prstDash w14:val="solid"/>
-            <w14:round/>
-          </w14:textOutline>
-        </w:rPr>
-        <w:t>-release</w:t>
+          <w14:shadow w14:blurRad="38100" w14:dist="25400" w14:dir="5400000" w14:sx="100000" w14:sy="100000" w14:kx="0" w14:ky="0" w14:algn="ctr">
+            <w14:srgbClr w14:val="6E747A">
+              <w14:alpha w14:val="57000"/>
+            </w14:srgbClr>
+          </w14:shadow>
+          <w14:textOutline w14:w="0" w14:cap="flat" w14:cmpd="sng" w14:algn="ctr">
+            <w14:noFill/>
+            <w14:prstDash w14:val="solid"/>
+            <w14:round/>
+          </w14:textOutline>
+        </w:rPr>
+        <w:t>-</w:t>
+      </w:r>
+      <w:r>
+        <w:rPr>
+          <w:color w:val="4472C4" w:themeColor="accent1"/>
+          <w:lang w:val="en-US"/>
+          <w14:shadow w14:blurRad="38100" w14:dist="25400" w14:dir="5400000" w14:sx="100000" w14:sy="100000" w14:kx="0" w14:ky="0" w14:algn="ctr">
+            <w14:srgbClr w14:val="6E747A">
+              <w14:alpha w14:val="57000"/>
+            </w14:srgbClr>
+          </w14:shadow>
+          <w14:textOutline w14:w="0" w14:cap="flat" w14:cmpd="sng" w14:algn="ctr">
+            <w14:noFill/>
+            <w14:prstDash w14:val="solid"/>
+            <w14:round/>
+          </w14:textOutline>
+        </w:rPr>
+        <w:t>release</w:t>
       </w:r>
     </w:p>
     <w:p>
@@ -186,15 +218,13 @@
     <w:p>
       <w:pPr>
         <w:spacing w:after="0" w:line="240" w:lineRule="auto"/>
-        <w:rPr>
-          <w:i/>
-          <w:iCs/>
-          <w:lang w:val="en-US"/>
-        </w:rPr>
-      </w:pPr>
-      <w:r>
-        <w:tab/>
-      </w:r>
+        <w:ind w:firstLine="708"/>
+        <w:rPr>
+          <w:i/>
+          <w:iCs/>
+          <w:lang w:val="en-US"/>
+        </w:rPr>
+      </w:pPr>
       <w:r>
         <w:rPr>
           <w:i/>
@@ -207,40 +237,38 @@
     <w:p>
       <w:pPr>
         <w:spacing w:after="0" w:line="240" w:lineRule="auto"/>
-        <w:rPr>
-          <w:i/>
-          <w:iCs/>
-          <w:lang w:val="en-US"/>
-        </w:rPr>
-      </w:pPr>
-      <w:r>
-        <w:rPr>
-          <w:i/>
-          <w:iCs/>
-          <w:lang w:val="en-US"/>
-        </w:rPr>
-        <w:tab/>
+        <w:ind w:firstLine="708"/>
+        <w:rPr>
+          <w:i/>
+          <w:iCs/>
+          <w:lang w:val="en-US"/>
+        </w:rPr>
+      </w:pPr>
+      <w:r>
+        <w:rPr>
+          <w:i/>
+          <w:iCs/>
+          <w:lang w:val="en-US"/>
+        </w:rPr>
         <w:t>VERSION="10"</w:t>
       </w:r>
-      <w:bookmarkStart w:id="0" w:name="_GoBack"/>
-      <w:bookmarkEnd w:id="0"/>
     </w:p>
     <w:p>
       <w:pPr>
         <w:spacing w:after="0" w:line="240" w:lineRule="auto"/>
-        <w:rPr>
-          <w:i/>
-          <w:iCs/>
-          <w:lang w:val="en-US"/>
-        </w:rPr>
-      </w:pPr>
-      <w:r>
-        <w:rPr>
-          <w:i/>
-          <w:iCs/>
-          <w:lang w:val="en-US"/>
-        </w:rPr>
-        <w:tab/>
+        <w:ind w:firstLine="708"/>
+        <w:rPr>
+          <w:i/>
+          <w:iCs/>
+          <w:lang w:val="en-US"/>
+        </w:rPr>
+      </w:pPr>
+      <w:r>
+        <w:rPr>
+          <w:i/>
+          <w:iCs/>
+          <w:lang w:val="en-US"/>
+        </w:rPr>
         <w:t>ID=</w:t>
       </w:r>
       <w:proofErr w:type="spellStart"/>
@@ -257,26 +285,25 @@
     <w:p>
       <w:pPr>
         <w:spacing w:after="0" w:line="240" w:lineRule="auto"/>
-        <w:rPr>
-          <w:i/>
-          <w:iCs/>
-          <w:lang w:val="en-US"/>
-        </w:rPr>
-      </w:pPr>
-      <w:r>
-        <w:rPr>
-          <w:i/>
-          <w:iCs/>
-          <w:lang w:val="en-US"/>
-        </w:rPr>
-        <w:tab/>
+        <w:ind w:firstLine="708"/>
+        <w:rPr>
+          <w:i/>
+          <w:iCs/>
+          <w:lang w:val="en-US"/>
+        </w:rPr>
+      </w:pPr>
+      <w:r>
+        <w:rPr>
+          <w:i/>
+          <w:iCs/>
+          <w:lang w:val="en-US"/>
+        </w:rPr>
         <w:t>VERSION_ID=</w:t>
       </w:r>
       <w:r>
         <w:rPr>
           <w:i/>
           <w:iCs/>
-          <w:color w:val="FF0000"/>
           <w:lang w:val="en-US"/>
         </w:rPr>
         <w:t>10</w:t>
@@ -285,26 +312,25 @@
     <w:p>
       <w:pPr>
         <w:spacing w:after="0" w:line="240" w:lineRule="auto"/>
-        <w:rPr>
-          <w:i/>
-          <w:iCs/>
-          <w:lang w:val="en-US"/>
-        </w:rPr>
-      </w:pPr>
-      <w:r>
-        <w:rPr>
-          <w:i/>
-          <w:iCs/>
-          <w:lang w:val="en-US"/>
-        </w:rPr>
-        <w:tab/>
+        <w:ind w:firstLine="708"/>
+        <w:rPr>
+          <w:i/>
+          <w:iCs/>
+          <w:lang w:val="en-US"/>
+        </w:rPr>
+      </w:pPr>
+      <w:r>
+        <w:rPr>
+          <w:i/>
+          <w:iCs/>
+          <w:lang w:val="en-US"/>
+        </w:rPr>
         <w:t>PRETTY_NAME="</w:t>
       </w:r>
       <w:r>
         <w:rPr>
           <w:i/>
           <w:iCs/>
-          <w:color w:val="FF0000"/>
           <w:lang w:val="en-US"/>
         </w:rPr>
         <w:t>ALT SP Workstation</w:t>
@@ -321,38 +347,38 @@
     <w:p>
       <w:pPr>
         <w:spacing w:after="0" w:line="240" w:lineRule="auto"/>
-        <w:rPr>
-          <w:i/>
-          <w:iCs/>
-          <w:lang w:val="en-US"/>
-        </w:rPr>
-      </w:pPr>
-      <w:r>
-        <w:rPr>
-          <w:i/>
-          <w:iCs/>
-          <w:lang w:val="en-US"/>
-        </w:rPr>
-        <w:tab/>
+        <w:ind w:firstLine="708"/>
+        <w:rPr>
+          <w:i/>
+          <w:iCs/>
+          <w:lang w:val="en-US"/>
+        </w:rPr>
+      </w:pPr>
+      <w:r>
+        <w:rPr>
+          <w:i/>
+          <w:iCs/>
+          <w:lang w:val="en-US"/>
+        </w:rPr>
         <w:t>ANSI_COLOR="1;33"</w:t>
       </w:r>
     </w:p>
     <w:p>
       <w:pPr>
         <w:spacing w:after="0" w:line="240" w:lineRule="auto"/>
-        <w:rPr>
-          <w:i/>
-          <w:iCs/>
-          <w:lang w:val="en-US"/>
-        </w:rPr>
-      </w:pPr>
-      <w:r>
-        <w:rPr>
-          <w:i/>
-          <w:iCs/>
-          <w:lang w:val="en-US"/>
-        </w:rPr>
-        <w:tab/>
+        <w:ind w:firstLine="708"/>
+        <w:rPr>
+          <w:i/>
+          <w:iCs/>
+          <w:lang w:val="en-US"/>
+        </w:rPr>
+      </w:pPr>
+      <w:r>
+        <w:rPr>
+          <w:i/>
+          <w:iCs/>
+          <w:lang w:val="en-US"/>
+        </w:rPr>
         <w:t>CPE_NAME="</w:t>
       </w:r>
       <w:proofErr w:type="spellStart"/>
@@ -387,84 +413,81 @@
     <w:p>
       <w:pPr>
         <w:spacing w:after="0" w:line="240" w:lineRule="auto"/>
-        <w:rPr>
-          <w:i/>
-          <w:iCs/>
-          <w:lang w:val="en-US"/>
-        </w:rPr>
-      </w:pPr>
-      <w:r>
-        <w:rPr>
-          <w:i/>
-          <w:iCs/>
-          <w:lang w:val="en-US"/>
-        </w:rPr>
-        <w:tab/>
+        <w:ind w:firstLine="708"/>
+        <w:rPr>
+          <w:i/>
+          <w:iCs/>
+          <w:lang w:val="en-US"/>
+        </w:rPr>
+      </w:pPr>
+      <w:r>
+        <w:rPr>
+          <w:i/>
+          <w:iCs/>
+          <w:lang w:val="en-US"/>
+        </w:rPr>
         <w:t>BUILD_ID="ALT SP Workstation 10"</w:t>
       </w:r>
     </w:p>
     <w:p>
       <w:pPr>
         <w:spacing w:after="0" w:line="240" w:lineRule="auto"/>
-        <w:rPr>
-          <w:i/>
-          <w:iCs/>
-          <w:lang w:val="en-US"/>
-        </w:rPr>
-      </w:pPr>
-      <w:r>
-        <w:rPr>
-          <w:i/>
-          <w:iCs/>
-          <w:lang w:val="en-US"/>
-        </w:rPr>
-        <w:tab/>
+        <w:ind w:firstLine="708"/>
+        <w:rPr>
+          <w:i/>
+          <w:iCs/>
+          <w:lang w:val="en-US"/>
+        </w:rPr>
+      </w:pPr>
+      <w:r>
+        <w:rPr>
+          <w:i/>
+          <w:iCs/>
+          <w:lang w:val="en-US"/>
+        </w:rPr>
         <w:t>ALT_BRANCH_ID="c10f1"</w:t>
       </w:r>
     </w:p>
     <w:p>
       <w:pPr>
         <w:spacing w:after="0" w:line="240" w:lineRule="auto"/>
-        <w:rPr>
-          <w:i/>
-          <w:iCs/>
-          <w:lang w:val="en-US"/>
-        </w:rPr>
-      </w:pPr>
-      <w:r>
-        <w:rPr>
-          <w:i/>
-          <w:iCs/>
-          <w:lang w:val="en-US"/>
-        </w:rPr>
-        <w:tab/>
+        <w:ind w:firstLine="708"/>
+        <w:rPr>
+          <w:i/>
+          <w:iCs/>
+          <w:lang w:val="en-US"/>
+        </w:rPr>
+      </w:pPr>
+      <w:r>
+        <w:rPr>
+          <w:i/>
+          <w:iCs/>
+          <w:lang w:val="en-US"/>
+        </w:rPr>
         <w:t>HOME_URL="https://basealt.ru/"</w:t>
       </w:r>
     </w:p>
     <w:p>
       <w:pPr>
         <w:spacing w:after="0" w:line="240" w:lineRule="auto"/>
-        <w:rPr>
-          <w:i/>
-          <w:iCs/>
-          <w:lang w:val="en-US"/>
-        </w:rPr>
-      </w:pPr>
-      <w:r>
-        <w:rPr>
-          <w:i/>
-          <w:iCs/>
-          <w:lang w:val="en-US"/>
-        </w:rPr>
-        <w:tab/>
+        <w:ind w:firstLine="708"/>
+        <w:rPr>
+          <w:i/>
+          <w:iCs/>
+          <w:lang w:val="en-US"/>
+        </w:rPr>
+      </w:pPr>
+      <w:r>
+        <w:rPr>
+          <w:i/>
+          <w:iCs/>
+          <w:lang w:val="en-US"/>
+        </w:rPr>
         <w:t>BUG_REPORT_URL=</w:t>
       </w:r>
       <w:hyperlink r:id="rId7" w:history="1">
         <w:r>
           <w:rPr>
-            <w:rStyle w:val="a8"/>
-            <w:i/>
-            <w:iCs/>
             <w:lang w:val="en-US"/>
           </w:rPr>
           <w:t>mailto:support_altsp@ivk.ru</w:t>
@@ -1290,752 +1313,158 @@
         <w:lastRenderedPageBreak/>
         <w:t>Настройка ОС</w:t>
       </w:r>
-    </w:p>
-    <w:p>
-      <w:r>
-        <w:t xml:space="preserve">Получить </w:t>
-      </w:r>
-      <w:proofErr w:type="spellStart"/>
-      <w:r>
-        <w:t>суперюзера</w:t>
-      </w:r>
-      <w:proofErr w:type="spellEnd"/>
-      <w:r>
-        <w:t xml:space="preserve"> (ввести пароль от учётной записи </w:t>
-      </w:r>
-      <w:proofErr w:type="spellStart"/>
-      <w:r>
-        <w:t>root</w:t>
-      </w:r>
-      <w:proofErr w:type="spellEnd"/>
-      <w:r>
-        <w:t>)</w:t>
-      </w:r>
-    </w:p>
-    <w:p>
-      <w:pPr>
-        <w:rPr>
-          <w:color w:val="4472C4" w:themeColor="accent1"/>
-          <w14:shadow w14:blurRad="38100" w14:dist="25400" w14:dir="5400000" w14:sx="100000" w14:sy="100000" w14:kx="0" w14:ky="0" w14:algn="ctr">
-            <w14:srgbClr w14:val="6E747A">
-              <w14:alpha w14:val="57000"/>
-            </w14:srgbClr>
-          </w14:shadow>
-          <w14:textOutline w14:w="0" w14:cap="flat" w14:cmpd="sng" w14:algn="ctr">
-            <w14:noFill/>
-            <w14:prstDash w14:val="solid"/>
-            <w14:round/>
-          </w14:textOutline>
-        </w:rPr>
-      </w:pPr>
-      <w:proofErr w:type="spellStart"/>
-      <w:r>
-        <w:rPr>
-          <w:color w:val="4472C4" w:themeColor="accent1"/>
-          <w14:shadow w14:blurRad="38100" w14:dist="25400" w14:dir="5400000" w14:sx="100000" w14:sy="100000" w14:kx="0" w14:ky="0" w14:algn="ctr">
-            <w14:srgbClr w14:val="6E747A">
-              <w14:alpha w14:val="57000"/>
-            </w14:srgbClr>
-          </w14:shadow>
-          <w14:textOutline w14:w="0" w14:cap="flat" w14:cmpd="sng" w14:algn="ctr">
-            <w14:noFill/>
-            <w14:prstDash w14:val="solid"/>
-            <w14:round/>
-          </w14:textOutline>
-        </w:rPr>
-        <w:t>su</w:t>
-      </w:r>
-      <w:proofErr w:type="spellEnd"/>
-      <w:r>
-        <w:rPr>
-          <w:color w:val="4472C4" w:themeColor="accent1"/>
-          <w14:shadow w14:blurRad="38100" w14:dist="25400" w14:dir="5400000" w14:sx="100000" w14:sy="100000" w14:kx="0" w14:ky="0" w14:algn="ctr">
-            <w14:srgbClr w14:val="6E747A">
-              <w14:alpha w14:val="57000"/>
-            </w14:srgbClr>
-          </w14:shadow>
-          <w14:textOutline w14:w="0" w14:cap="flat" w14:cmpd="sng" w14:algn="ctr">
-            <w14:noFill/>
-            <w14:prstDash w14:val="solid"/>
-            <w14:round/>
-          </w14:textOutline>
-        </w:rPr>
-        <w:t xml:space="preserve"> </w:t>
-      </w:r>
-      <w:r>
-        <w:rPr>
-          <w:color w:val="4472C4" w:themeColor="accent1"/>
-          <w14:shadow w14:blurRad="38100" w14:dist="25400" w14:dir="5400000" w14:sx="100000" w14:sy="100000" w14:kx="0" w14:ky="0" w14:algn="ctr">
-            <w14:srgbClr w14:val="6E747A">
-              <w14:alpha w14:val="57000"/>
-            </w14:srgbClr>
-          </w14:shadow>
-          <w14:textOutline w14:w="0" w14:cap="flat" w14:cmpd="sng" w14:algn="ctr">
-            <w14:noFill/>
-            <w14:prstDash w14:val="solid"/>
-            <w14:round/>
-          </w14:textOutline>
-        </w:rPr>
-        <w:t>–</w:t>
-      </w:r>
-    </w:p>
-    <w:p>
       <w:r>
         <w:rPr>
           <w:b/>
           <w:bCs/>
         </w:rPr>
-        <w:t>Только для</w:t>
-      </w:r>
-      <w:r>
         <w:t xml:space="preserve"> </w:t>
       </w:r>
-      <w:r>
-        <w:rPr>
-          <w:i/>
-          <w:iCs/>
-          <w:color w:val="FF0000"/>
-          <w:lang w:val="en-US"/>
-        </w:rPr>
-        <w:t>ALT</w:t>
-      </w:r>
-      <w:r>
-        <w:rPr>
-          <w:i/>
-          <w:iCs/>
-          <w:color w:val="FF0000"/>
-        </w:rPr>
-        <w:t xml:space="preserve"> </w:t>
-      </w:r>
-      <w:r>
-        <w:rPr>
-          <w:i/>
-          <w:iCs/>
-          <w:color w:val="FF0000"/>
-          <w:lang w:val="en-US"/>
-        </w:rPr>
-        <w:t>SP</w:t>
-      </w:r>
-      <w:r>
-        <w:rPr>
-          <w:i/>
-          <w:iCs/>
-          <w:color w:val="FF0000"/>
-        </w:rPr>
-        <w:t xml:space="preserve"> </w:t>
-      </w:r>
-      <w:r>
-        <w:rPr>
-          <w:i/>
-          <w:iCs/>
-          <w:color w:val="FF0000"/>
-          <w:lang w:val="en-US"/>
-        </w:rPr>
-        <w:t>Workstation</w:t>
-      </w:r>
-      <w:r>
-        <w:rPr>
-          <w:i/>
-          <w:iCs/>
-          <w:color w:val="FF0000"/>
-        </w:rPr>
-        <w:t xml:space="preserve"> 11100-01</w:t>
-      </w:r>
-      <w:r>
-        <w:rPr>
-          <w:i/>
-          <w:iCs/>
-          <w:color w:val="FF0000"/>
-        </w:rPr>
-        <w:t xml:space="preserve"> </w:t>
-      </w:r>
-      <w:proofErr w:type="spellStart"/>
-      <w:r>
-        <w:t>Раскомментировать</w:t>
-      </w:r>
-      <w:proofErr w:type="spellEnd"/>
-      <w:r>
-        <w:t xml:space="preserve"> </w:t>
-      </w:r>
-      <w:r>
-        <w:t xml:space="preserve">репозиторий c10f </w:t>
-      </w:r>
-    </w:p>
-    <w:p>
-      <w:pPr>
-        <w:ind w:firstLine="708"/>
-        <w:rPr>
-          <w:color w:val="4472C4" w:themeColor="accent1"/>
-          <w:lang w:val="en-US"/>
-          <w14:shadow w14:blurRad="38100" w14:dist="25400" w14:dir="5400000" w14:sx="100000" w14:sy="100000" w14:kx="0" w14:ky="0" w14:algn="ctr">
-            <w14:srgbClr w14:val="6E747A">
-              <w14:alpha w14:val="57000"/>
-            </w14:srgbClr>
-          </w14:shadow>
-          <w14:textOutline w14:w="0" w14:cap="flat" w14:cmpd="sng" w14:algn="ctr">
-            <w14:noFill/>
-            <w14:prstDash w14:val="solid"/>
-            <w14:round/>
-          </w14:textOutline>
-        </w:rPr>
-      </w:pPr>
-      <w:r>
-        <w:rPr>
-          <w:color w:val="4472C4" w:themeColor="accent1"/>
-          <w:lang w:val="en-US"/>
-          <w14:shadow w14:blurRad="38100" w14:dist="25400" w14:dir="5400000" w14:sx="100000" w14:sy="100000" w14:kx="0" w14:ky="0" w14:algn="ctr">
-            <w14:srgbClr w14:val="6E747A">
-              <w14:alpha w14:val="57000"/>
-            </w14:srgbClr>
-          </w14:shadow>
-          <w14:textOutline w14:w="0" w14:cap="flat" w14:cmpd="sng" w14:algn="ctr">
-            <w14:noFill/>
-            <w14:prstDash w14:val="solid"/>
-            <w14:round/>
-          </w14:textOutline>
-        </w:rPr>
-        <w:t>sed</w:t>
-      </w:r>
-      <w:r>
-        <w:rPr>
-          <w:color w:val="4472C4" w:themeColor="accent1"/>
-          <w:lang w:val="en-US"/>
-          <w14:shadow w14:blurRad="38100" w14:dist="25400" w14:dir="5400000" w14:sx="100000" w14:sy="100000" w14:kx="0" w14:ky="0" w14:algn="ctr">
-            <w14:srgbClr w14:val="6E747A">
-              <w14:alpha w14:val="57000"/>
-            </w14:srgbClr>
-          </w14:shadow>
-          <w14:textOutline w14:w="0" w14:cap="flat" w14:cmpd="sng" w14:algn="ctr">
-            <w14:noFill/>
-            <w14:prstDash w14:val="solid"/>
-            <w14:round/>
-          </w14:textOutline>
-        </w:rPr>
-        <w:t xml:space="preserve"> -</w:t>
-      </w:r>
-      <w:proofErr w:type="spellStart"/>
-      <w:r>
-        <w:rPr>
-          <w:color w:val="4472C4" w:themeColor="accent1"/>
-          <w:lang w:val="en-US"/>
-          <w14:shadow w14:blurRad="38100" w14:dist="25400" w14:dir="5400000" w14:sx="100000" w14:sy="100000" w14:kx="0" w14:ky="0" w14:algn="ctr">
-            <w14:srgbClr w14:val="6E747A">
-              <w14:alpha w14:val="57000"/>
-            </w14:srgbClr>
-          </w14:shadow>
-          <w14:textOutline w14:w="0" w14:cap="flat" w14:cmpd="sng" w14:algn="ctr">
-            <w14:noFill/>
-            <w14:prstDash w14:val="solid"/>
-            <w14:round/>
-          </w14:textOutline>
-        </w:rPr>
-        <w:t>i</w:t>
-      </w:r>
-      <w:proofErr w:type="spellEnd"/>
-      <w:r>
-        <w:rPr>
-          <w:color w:val="4472C4" w:themeColor="accent1"/>
-          <w:lang w:val="en-US"/>
-          <w14:shadow w14:blurRad="38100" w14:dist="25400" w14:dir="5400000" w14:sx="100000" w14:sy="100000" w14:kx="0" w14:ky="0" w14:algn="ctr">
-            <w14:srgbClr w14:val="6E747A">
-              <w14:alpha w14:val="57000"/>
-            </w14:srgbClr>
-          </w14:shadow>
-          <w14:textOutline w14:w="0" w14:cap="flat" w14:cmpd="sng" w14:algn="ctr">
-            <w14:noFill/>
-            <w14:prstDash w14:val="solid"/>
-            <w14:round/>
-          </w14:textOutline>
-        </w:rPr>
-        <w:t xml:space="preserve"> '</w:t>
-      </w:r>
-      <w:r>
-        <w:rPr>
-          <w:color w:val="4472C4" w:themeColor="accent1"/>
-          <w:lang w:val="en-US"/>
-          <w14:shadow w14:blurRad="38100" w14:dist="25400" w14:dir="5400000" w14:sx="100000" w14:sy="100000" w14:kx="0" w14:ky="0" w14:algn="ctr">
-            <w14:srgbClr w14:val="6E747A">
-              <w14:alpha w14:val="57000"/>
-            </w14:srgbClr>
-          </w14:shadow>
-          <w14:textOutline w14:w="0" w14:cap="flat" w14:cmpd="sng" w14:algn="ctr">
-            <w14:noFill/>
-            <w14:prstDash w14:val="solid"/>
-            <w14:round/>
-          </w14:textOutline>
-        </w:rPr>
-        <w:t>s</w:t>
-      </w:r>
-      <w:r>
-        <w:rPr>
-          <w:color w:val="4472C4" w:themeColor="accent1"/>
-          <w:lang w:val="en-US"/>
-          <w14:shadow w14:blurRad="38100" w14:dist="25400" w14:dir="5400000" w14:sx="100000" w14:sy="100000" w14:kx="0" w14:ky="0" w14:algn="ctr">
-            <w14:srgbClr w14:val="6E747A">
-              <w14:alpha w14:val="57000"/>
-            </w14:srgbClr>
-          </w14:shadow>
-          <w14:textOutline w14:w="0" w14:cap="flat" w14:cmpd="sng" w14:algn="ctr">
-            <w14:noFill/>
-            <w14:prstDash w14:val="solid"/>
-            <w14:round/>
-          </w14:textOutline>
-        </w:rPr>
-        <w:t>/#</w:t>
-      </w:r>
-      <w:r>
-        <w:rPr>
-          <w:color w:val="4472C4" w:themeColor="accent1"/>
-          <w:lang w:val="en-US"/>
-          <w14:shadow w14:blurRad="38100" w14:dist="25400" w14:dir="5400000" w14:sx="100000" w14:sy="100000" w14:kx="0" w14:ky="0" w14:algn="ctr">
-            <w14:srgbClr w14:val="6E747A">
-              <w14:alpha w14:val="57000"/>
-            </w14:srgbClr>
-          </w14:shadow>
-          <w14:textOutline w14:w="0" w14:cap="flat" w14:cmpd="sng" w14:algn="ctr">
-            <w14:noFill/>
-            <w14:prstDash w14:val="solid"/>
-            <w14:round/>
-          </w14:textOutline>
-        </w:rPr>
-        <w:t>rpm</w:t>
-      </w:r>
-      <w:r>
-        <w:rPr>
-          <w:color w:val="4472C4" w:themeColor="accent1"/>
-          <w:lang w:val="en-US"/>
-          <w14:shadow w14:blurRad="38100" w14:dist="25400" w14:dir="5400000" w14:sx="100000" w14:sy="100000" w14:kx="0" w14:ky="0" w14:algn="ctr">
-            <w14:srgbClr w14:val="6E747A">
-              <w14:alpha w14:val="57000"/>
-            </w14:srgbClr>
-          </w14:shadow>
-          <w14:textOutline w14:w="0" w14:cap="flat" w14:cmpd="sng" w14:algn="ctr">
-            <w14:noFill/>
-            <w14:prstDash w14:val="solid"/>
-            <w14:round/>
-          </w14:textOutline>
-        </w:rPr>
-        <w:t xml:space="preserve"> \[</w:t>
-      </w:r>
-      <w:r>
-        <w:rPr>
-          <w:color w:val="4472C4" w:themeColor="accent1"/>
-          <w:lang w:val="en-US"/>
-          <w14:shadow w14:blurRad="38100" w14:dist="25400" w14:dir="5400000" w14:sx="100000" w14:sy="100000" w14:kx="0" w14:ky="0" w14:algn="ctr">
-            <w14:srgbClr w14:val="6E747A">
-              <w14:alpha w14:val="57000"/>
-            </w14:srgbClr>
-          </w14:shadow>
-          <w14:textOutline w14:w="0" w14:cap="flat" w14:cmpd="sng" w14:algn="ctr">
-            <w14:noFill/>
-            <w14:prstDash w14:val="solid"/>
-            <w14:round/>
-          </w14:textOutline>
-        </w:rPr>
-        <w:t>cert</w:t>
-      </w:r>
-      <w:r>
-        <w:rPr>
-          <w:color w:val="4472C4" w:themeColor="accent1"/>
-          <w:lang w:val="en-US"/>
-          <w14:shadow w14:blurRad="38100" w14:dist="25400" w14:dir="5400000" w14:sx="100000" w14:sy="100000" w14:kx="0" w14:ky="0" w14:algn="ctr">
-            <w14:srgbClr w14:val="6E747A">
-              <w14:alpha w14:val="57000"/>
-            </w14:srgbClr>
-          </w14:shadow>
-          <w14:textOutline w14:w="0" w14:cap="flat" w14:cmpd="sng" w14:algn="ctr">
-            <w14:noFill/>
-            <w14:prstDash w14:val="solid"/>
-            <w14:round/>
-          </w14:textOutline>
-        </w:rPr>
-        <w:t xml:space="preserve">8\] </w:t>
-      </w:r>
-      <w:r>
-        <w:rPr>
-          <w:color w:val="4472C4" w:themeColor="accent1"/>
-          <w:lang w:val="en-US"/>
-          <w14:shadow w14:blurRad="38100" w14:dist="25400" w14:dir="5400000" w14:sx="100000" w14:sy="100000" w14:kx="0" w14:ky="0" w14:algn="ctr">
-            <w14:srgbClr w14:val="6E747A">
-              <w14:alpha w14:val="57000"/>
-            </w14:srgbClr>
-          </w14:shadow>
-          <w14:textOutline w14:w="0" w14:cap="flat" w14:cmpd="sng" w14:algn="ctr">
-            <w14:noFill/>
-            <w14:prstDash w14:val="solid"/>
-            <w14:round/>
-          </w14:textOutline>
-        </w:rPr>
-        <w:t>http</w:t>
-      </w:r>
-      <w:r>
-        <w:rPr>
-          <w:color w:val="4472C4" w:themeColor="accent1"/>
-          <w:lang w:val="en-US"/>
-          <w14:shadow w14:blurRad="38100" w14:dist="25400" w14:dir="5400000" w14:sx="100000" w14:sy="100000" w14:kx="0" w14:ky="0" w14:algn="ctr">
-            <w14:srgbClr w14:val="6E747A">
-              <w14:alpha w14:val="57000"/>
-            </w14:srgbClr>
-          </w14:shadow>
-          <w14:textOutline w14:w="0" w14:cap="flat" w14:cmpd="sng" w14:algn="ctr">
-            <w14:noFill/>
-            <w14:prstDash w14:val="solid"/>
-            <w14:round/>
-          </w14:textOutline>
-        </w:rPr>
-        <w:t>/</w:t>
-      </w:r>
-      <w:r>
-        <w:rPr>
-          <w:color w:val="4472C4" w:themeColor="accent1"/>
-          <w:lang w:val="en-US"/>
-          <w14:shadow w14:blurRad="38100" w14:dist="25400" w14:dir="5400000" w14:sx="100000" w14:sy="100000" w14:kx="0" w14:ky="0" w14:algn="ctr">
-            <w14:srgbClr w14:val="6E747A">
-              <w14:alpha w14:val="57000"/>
-            </w14:srgbClr>
-          </w14:shadow>
-          <w14:textOutline w14:w="0" w14:cap="flat" w14:cmpd="sng" w14:algn="ctr">
-            <w14:noFill/>
-            <w14:prstDash w14:val="solid"/>
-            <w14:round/>
-          </w14:textOutline>
-        </w:rPr>
-        <w:t>rpm</w:t>
-      </w:r>
-      <w:r>
-        <w:rPr>
-          <w:color w:val="4472C4" w:themeColor="accent1"/>
-          <w:lang w:val="en-US"/>
-          <w14:shadow w14:blurRad="38100" w14:dist="25400" w14:dir="5400000" w14:sx="100000" w14:sy="100000" w14:kx="0" w14:ky="0" w14:algn="ctr">
-            <w14:srgbClr w14:val="6E747A">
-              <w14:alpha w14:val="57000"/>
-            </w14:srgbClr>
-          </w14:shadow>
-          <w14:textOutline w14:w="0" w14:cap="flat" w14:cmpd="sng" w14:algn="ctr">
-            <w14:noFill/>
-            <w14:prstDash w14:val="solid"/>
-            <w14:round/>
-          </w14:textOutline>
-        </w:rPr>
-        <w:t xml:space="preserve"> \[</w:t>
-      </w:r>
-      <w:r>
-        <w:rPr>
-          <w:color w:val="4472C4" w:themeColor="accent1"/>
-          <w:lang w:val="en-US"/>
-          <w14:shadow w14:blurRad="38100" w14:dist="25400" w14:dir="5400000" w14:sx="100000" w14:sy="100000" w14:kx="0" w14:ky="0" w14:algn="ctr">
-            <w14:srgbClr w14:val="6E747A">
-              <w14:alpha w14:val="57000"/>
-            </w14:srgbClr>
-          </w14:shadow>
-          <w14:textOutline w14:w="0" w14:cap="flat" w14:cmpd="sng" w14:algn="ctr">
-            <w14:noFill/>
-            <w14:prstDash w14:val="solid"/>
-            <w14:round/>
-          </w14:textOutline>
-        </w:rPr>
-        <w:t>cert</w:t>
-      </w:r>
-      <w:r>
-        <w:rPr>
-          <w:color w:val="4472C4" w:themeColor="accent1"/>
-          <w:lang w:val="en-US"/>
-          <w14:shadow w14:blurRad="38100" w14:dist="25400" w14:dir="5400000" w14:sx="100000" w14:sy="100000" w14:kx="0" w14:ky="0" w14:algn="ctr">
-            <w14:srgbClr w14:val="6E747A">
-              <w14:alpha w14:val="57000"/>
-            </w14:srgbClr>
-          </w14:shadow>
-          <w14:textOutline w14:w="0" w14:cap="flat" w14:cmpd="sng" w14:algn="ctr">
-            <w14:noFill/>
-            <w14:prstDash w14:val="solid"/>
-            <w14:round/>
-          </w14:textOutline>
-        </w:rPr>
-        <w:t xml:space="preserve">8\] </w:t>
-      </w:r>
-      <w:r>
-        <w:rPr>
-          <w:color w:val="4472C4" w:themeColor="accent1"/>
-          <w:lang w:val="en-US"/>
-          <w14:shadow w14:blurRad="38100" w14:dist="25400" w14:dir="5400000" w14:sx="100000" w14:sy="100000" w14:kx="0" w14:ky="0" w14:algn="ctr">
-            <w14:srgbClr w14:val="6E747A">
-              <w14:alpha w14:val="57000"/>
-            </w14:srgbClr>
-          </w14:shadow>
-          <w14:textOutline w14:w="0" w14:cap="flat" w14:cmpd="sng" w14:algn="ctr">
-            <w14:noFill/>
-            <w14:prstDash w14:val="solid"/>
-            <w14:round/>
-          </w14:textOutline>
-        </w:rPr>
-        <w:t>http</w:t>
-      </w:r>
-      <w:r>
-        <w:rPr>
-          <w:color w:val="4472C4" w:themeColor="accent1"/>
-          <w:lang w:val="en-US"/>
-          <w14:shadow w14:blurRad="38100" w14:dist="25400" w14:dir="5400000" w14:sx="100000" w14:sy="100000" w14:kx="0" w14:ky="0" w14:algn="ctr">
-            <w14:srgbClr w14:val="6E747A">
-              <w14:alpha w14:val="57000"/>
-            </w14:srgbClr>
-          </w14:shadow>
-          <w14:textOutline w14:w="0" w14:cap="flat" w14:cmpd="sng" w14:algn="ctr">
-            <w14:noFill/>
-            <w14:prstDash w14:val="solid"/>
-            <w14:round/>
-          </w14:textOutline>
-        </w:rPr>
-        <w:t>/' /</w:t>
-      </w:r>
-      <w:proofErr w:type="spellStart"/>
-      <w:r>
-        <w:rPr>
-          <w:color w:val="4472C4" w:themeColor="accent1"/>
-          <w:lang w:val="en-US"/>
-          <w14:shadow w14:blurRad="38100" w14:dist="25400" w14:dir="5400000" w14:sx="100000" w14:sy="100000" w14:kx="0" w14:ky="0" w14:algn="ctr">
-            <w14:srgbClr w14:val="6E747A">
-              <w14:alpha w14:val="57000"/>
-            </w14:srgbClr>
-          </w14:shadow>
-          <w14:textOutline w14:w="0" w14:cap="flat" w14:cmpd="sng" w14:algn="ctr">
-            <w14:noFill/>
-            <w14:prstDash w14:val="solid"/>
-            <w14:round/>
-          </w14:textOutline>
-        </w:rPr>
-        <w:t>etc</w:t>
-      </w:r>
-      <w:proofErr w:type="spellEnd"/>
-      <w:r>
-        <w:rPr>
-          <w:color w:val="4472C4" w:themeColor="accent1"/>
-          <w:lang w:val="en-US"/>
-          <w14:shadow w14:blurRad="38100" w14:dist="25400" w14:dir="5400000" w14:sx="100000" w14:sy="100000" w14:kx="0" w14:ky="0" w14:algn="ctr">
-            <w14:srgbClr w14:val="6E747A">
-              <w14:alpha w14:val="57000"/>
-            </w14:srgbClr>
-          </w14:shadow>
-          <w14:textOutline w14:w="0" w14:cap="flat" w14:cmpd="sng" w14:algn="ctr">
-            <w14:noFill/>
-            <w14:prstDash w14:val="solid"/>
-            <w14:round/>
-          </w14:textOutline>
-        </w:rPr>
-        <w:t>/</w:t>
-      </w:r>
-      <w:r>
-        <w:rPr>
-          <w:color w:val="4472C4" w:themeColor="accent1"/>
-          <w:lang w:val="en-US"/>
-          <w14:shadow w14:blurRad="38100" w14:dist="25400" w14:dir="5400000" w14:sx="100000" w14:sy="100000" w14:kx="0" w14:ky="0" w14:algn="ctr">
-            <w14:srgbClr w14:val="6E747A">
-              <w14:alpha w14:val="57000"/>
-            </w14:srgbClr>
-          </w14:shadow>
-          <w14:textOutline w14:w="0" w14:cap="flat" w14:cmpd="sng" w14:algn="ctr">
-            <w14:noFill/>
-            <w14:prstDash w14:val="solid"/>
-            <w14:round/>
-          </w14:textOutline>
-        </w:rPr>
-        <w:t>apt</w:t>
-      </w:r>
-      <w:r>
-        <w:rPr>
-          <w:color w:val="4472C4" w:themeColor="accent1"/>
-          <w:lang w:val="en-US"/>
-          <w14:shadow w14:blurRad="38100" w14:dist="25400" w14:dir="5400000" w14:sx="100000" w14:sy="100000" w14:kx="0" w14:ky="0" w14:algn="ctr">
-            <w14:srgbClr w14:val="6E747A">
-              <w14:alpha w14:val="57000"/>
-            </w14:srgbClr>
-          </w14:shadow>
-          <w14:textOutline w14:w="0" w14:cap="flat" w14:cmpd="sng" w14:algn="ctr">
-            <w14:noFill/>
-            <w14:prstDash w14:val="solid"/>
-            <w14:round/>
-          </w14:textOutline>
-        </w:rPr>
-        <w:t>/</w:t>
-      </w:r>
-      <w:proofErr w:type="spellStart"/>
-      <w:r>
-        <w:rPr>
-          <w:color w:val="4472C4" w:themeColor="accent1"/>
-          <w:lang w:val="en-US"/>
-          <w14:shadow w14:blurRad="38100" w14:dist="25400" w14:dir="5400000" w14:sx="100000" w14:sy="100000" w14:kx="0" w14:ky="0" w14:algn="ctr">
-            <w14:srgbClr w14:val="6E747A">
-              <w14:alpha w14:val="57000"/>
-            </w14:srgbClr>
-          </w14:shadow>
-          <w14:textOutline w14:w="0" w14:cap="flat" w14:cmpd="sng" w14:algn="ctr">
-            <w14:noFill/>
-            <w14:prstDash w14:val="solid"/>
-            <w14:round/>
-          </w14:textOutline>
-        </w:rPr>
-        <w:t>sources</w:t>
-      </w:r>
-      <w:r>
-        <w:rPr>
-          <w:color w:val="4472C4" w:themeColor="accent1"/>
-          <w:lang w:val="en-US"/>
-          <w14:shadow w14:blurRad="38100" w14:dist="25400" w14:dir="5400000" w14:sx="100000" w14:sy="100000" w14:kx="0" w14:ky="0" w14:algn="ctr">
-            <w14:srgbClr w14:val="6E747A">
-              <w14:alpha w14:val="57000"/>
-            </w14:srgbClr>
-          </w14:shadow>
-          <w14:textOutline w14:w="0" w14:cap="flat" w14:cmpd="sng" w14:algn="ctr">
-            <w14:noFill/>
-            <w14:prstDash w14:val="solid"/>
-            <w14:round/>
-          </w14:textOutline>
-        </w:rPr>
-        <w:t>.</w:t>
-      </w:r>
-      <w:r>
-        <w:rPr>
-          <w:color w:val="4472C4" w:themeColor="accent1"/>
-          <w:lang w:val="en-US"/>
-          <w14:shadow w14:blurRad="38100" w14:dist="25400" w14:dir="5400000" w14:sx="100000" w14:sy="100000" w14:kx="0" w14:ky="0" w14:algn="ctr">
-            <w14:srgbClr w14:val="6E747A">
-              <w14:alpha w14:val="57000"/>
-            </w14:srgbClr>
-          </w14:shadow>
-          <w14:textOutline w14:w="0" w14:cap="flat" w14:cmpd="sng" w14:algn="ctr">
-            <w14:noFill/>
-            <w14:prstDash w14:val="solid"/>
-            <w14:round/>
-          </w14:textOutline>
-        </w:rPr>
-        <w:t>list</w:t>
-      </w:r>
-      <w:r>
-        <w:rPr>
-          <w:color w:val="4472C4" w:themeColor="accent1"/>
-          <w:lang w:val="en-US"/>
-          <w14:shadow w14:blurRad="38100" w14:dist="25400" w14:dir="5400000" w14:sx="100000" w14:sy="100000" w14:kx="0" w14:ky="0" w14:algn="ctr">
-            <w14:srgbClr w14:val="6E747A">
-              <w14:alpha w14:val="57000"/>
-            </w14:srgbClr>
-          </w14:shadow>
-          <w14:textOutline w14:w="0" w14:cap="flat" w14:cmpd="sng" w14:algn="ctr">
-            <w14:noFill/>
-            <w14:prstDash w14:val="solid"/>
-            <w14:round/>
-          </w14:textOutline>
-        </w:rPr>
-        <w:t>.</w:t>
-      </w:r>
-      <w:r>
-        <w:rPr>
-          <w:color w:val="4472C4" w:themeColor="accent1"/>
-          <w:lang w:val="en-US"/>
-          <w14:shadow w14:blurRad="38100" w14:dist="25400" w14:dir="5400000" w14:sx="100000" w14:sy="100000" w14:kx="0" w14:ky="0" w14:algn="ctr">
-            <w14:srgbClr w14:val="6E747A">
-              <w14:alpha w14:val="57000"/>
-            </w14:srgbClr>
-          </w14:shadow>
-          <w14:textOutline w14:w="0" w14:cap="flat" w14:cmpd="sng" w14:algn="ctr">
-            <w14:noFill/>
-            <w14:prstDash w14:val="solid"/>
-            <w14:round/>
-          </w14:textOutline>
-        </w:rPr>
-        <w:t>d</w:t>
-      </w:r>
-      <w:proofErr w:type="spellEnd"/>
-      <w:r>
-        <w:rPr>
-          <w:color w:val="4472C4" w:themeColor="accent1"/>
-          <w:lang w:val="en-US"/>
-          <w14:shadow w14:blurRad="38100" w14:dist="25400" w14:dir="5400000" w14:sx="100000" w14:sy="100000" w14:kx="0" w14:ky="0" w14:algn="ctr">
-            <w14:srgbClr w14:val="6E747A">
-              <w14:alpha w14:val="57000"/>
-            </w14:srgbClr>
-          </w14:shadow>
-          <w14:textOutline w14:w="0" w14:cap="flat" w14:cmpd="sng" w14:algn="ctr">
-            <w14:noFill/>
-            <w14:prstDash w14:val="solid"/>
-            <w14:round/>
-          </w14:textOutline>
-        </w:rPr>
-        <w:t>/</w:t>
-      </w:r>
-      <w:proofErr w:type="spellStart"/>
-      <w:r>
-        <w:rPr>
-          <w:color w:val="4472C4" w:themeColor="accent1"/>
-          <w:lang w:val="en-US"/>
-          <w14:shadow w14:blurRad="38100" w14:dist="25400" w14:dir="5400000" w14:sx="100000" w14:sy="100000" w14:kx="0" w14:ky="0" w14:algn="ctr">
-            <w14:srgbClr w14:val="6E747A">
-              <w14:alpha w14:val="57000"/>
-            </w14:srgbClr>
-          </w14:shadow>
-          <w14:textOutline w14:w="0" w14:cap="flat" w14:cmpd="sng" w14:algn="ctr">
-            <w14:noFill/>
-            <w14:prstDash w14:val="solid"/>
-            <w14:round/>
-          </w14:textOutline>
-        </w:rPr>
-        <w:t>altsp</w:t>
-      </w:r>
-      <w:r>
-        <w:rPr>
-          <w:color w:val="4472C4" w:themeColor="accent1"/>
-          <w:lang w:val="en-US"/>
-          <w14:shadow w14:blurRad="38100" w14:dist="25400" w14:dir="5400000" w14:sx="100000" w14:sy="100000" w14:kx="0" w14:ky="0" w14:algn="ctr">
-            <w14:srgbClr w14:val="6E747A">
-              <w14:alpha w14:val="57000"/>
-            </w14:srgbClr>
-          </w14:shadow>
-          <w14:textOutline w14:w="0" w14:cap="flat" w14:cmpd="sng" w14:algn="ctr">
-            <w14:noFill/>
-            <w14:prstDash w14:val="solid"/>
-            <w14:round/>
-          </w14:textOutline>
-        </w:rPr>
-        <w:t>.</w:t>
-      </w:r>
-      <w:r>
-        <w:rPr>
-          <w:color w:val="4472C4" w:themeColor="accent1"/>
-          <w:lang w:val="en-US"/>
-          <w14:shadow w14:blurRad="38100" w14:dist="25400" w14:dir="5400000" w14:sx="100000" w14:sy="100000" w14:kx="0" w14:ky="0" w14:algn="ctr">
-            <w14:srgbClr w14:val="6E747A">
-              <w14:alpha w14:val="57000"/>
-            </w14:srgbClr>
-          </w14:shadow>
-          <w14:textOutline w14:w="0" w14:cap="flat" w14:cmpd="sng" w14:algn="ctr">
-            <w14:noFill/>
-            <w14:prstDash w14:val="solid"/>
-            <w14:round/>
-          </w14:textOutline>
-        </w:rPr>
-        <w:t>list</w:t>
-      </w:r>
-      <w:proofErr w:type="spellEnd"/>
-    </w:p>
-    <w:p>
       <w:r>
         <w:rPr>
           <w:b/>
           <w:bCs/>
         </w:rPr>
-        <w:t>Только</w:t>
+        <w:br/>
+        <w:t>(</w:t>
+      </w:r>
+      <w:r>
+        <w:rPr>
+          <w:bCs/>
+          <w:u w:val="single"/>
+          <w14:reflection w14:blurRad="6350" w14:stA="53000" w14:stPos="0" w14:endA="300" w14:endPos="35500" w14:dist="0" w14:dir="5400000" w14:fadeDir="5400000" w14:sx="100000" w14:sy="-90000" w14:kx="0" w14:ky="0" w14:algn="bl"/>
+          <w14:textOutline w14:w="0" w14:cap="flat" w14:cmpd="sng" w14:algn="ctr">
+            <w14:noFill/>
+            <w14:prstDash w14:val="solid"/>
+            <w14:round/>
+          </w14:textOutline>
+          <w14:textFill>
+            <w14:gradFill>
+              <w14:gsLst>
+                <w14:gs w14:pos="0">
+                  <w14:schemeClr w14:val="accent5">
+                    <w14:lumMod w14:val="50000"/>
+                  </w14:schemeClr>
+                </w14:gs>
+                <w14:gs w14:pos="50000">
+                  <w14:schemeClr w14:val="accent5"/>
+                </w14:gs>
+                <w14:gs w14:pos="100000">
+                  <w14:schemeClr w14:val="accent5">
+                    <w14:lumMod w14:val="60000"/>
+                    <w14:lumOff w14:val="40000"/>
+                  </w14:schemeClr>
+                </w14:gs>
+              </w14:gsLst>
+              <w14:lin w14:ang="5400000" w14:scaled="0"/>
+            </w14:gradFill>
+          </w14:textFill>
+        </w:rPr>
+        <w:t>https://www.basealt.ru/container-registry</w:t>
       </w:r>
       <w:r>
         <w:rPr>
           <w:b/>
           <w:bCs/>
         </w:rPr>
+        <w:t>)</w:t>
+      </w:r>
+    </w:p>
+    <w:p>
+      <w:r>
+        <w:t xml:space="preserve">Получить </w:t>
+      </w:r>
+      <w:proofErr w:type="spellStart"/>
+      <w:r>
+        <w:t>суперюзера</w:t>
+      </w:r>
+      <w:proofErr w:type="spellEnd"/>
+      <w:r>
+        <w:t xml:space="preserve"> (ввести пароль от учётной записи </w:t>
+      </w:r>
+      <w:proofErr w:type="spellStart"/>
+      <w:r>
+        <w:t>root</w:t>
+      </w:r>
+      <w:proofErr w:type="spellEnd"/>
+      <w:r>
+        <w:t>)</w:t>
+      </w:r>
+    </w:p>
+    <w:p>
+      <w:pPr>
+        <w:rPr>
+          <w:color w:val="4472C4" w:themeColor="accent1"/>
+          <w14:shadow w14:blurRad="38100" w14:dist="25400" w14:dir="5400000" w14:sx="100000" w14:sy="100000" w14:kx="0" w14:ky="0" w14:algn="ctr">
+            <w14:srgbClr w14:val="6E747A">
+              <w14:alpha w14:val="57000"/>
+            </w14:srgbClr>
+          </w14:shadow>
+          <w14:textOutline w14:w="0" w14:cap="flat" w14:cmpd="sng" w14:algn="ctr">
+            <w14:noFill/>
+            <w14:prstDash w14:val="solid"/>
+            <w14:round/>
+          </w14:textOutline>
+        </w:rPr>
+      </w:pPr>
+      <w:proofErr w:type="spellStart"/>
+      <w:r>
+        <w:rPr>
+          <w:color w:val="4472C4" w:themeColor="accent1"/>
+          <w14:shadow w14:blurRad="38100" w14:dist="25400" w14:dir="5400000" w14:sx="100000" w14:sy="100000" w14:kx="0" w14:ky="0" w14:algn="ctr">
+            <w14:srgbClr w14:val="6E747A">
+              <w14:alpha w14:val="57000"/>
+            </w14:srgbClr>
+          </w14:shadow>
+          <w14:textOutline w14:w="0" w14:cap="flat" w14:cmpd="sng" w14:algn="ctr">
+            <w14:noFill/>
+            <w14:prstDash w14:val="solid"/>
+            <w14:round/>
+          </w14:textOutline>
+        </w:rPr>
+        <w:t>su</w:t>
+      </w:r>
+      <w:proofErr w:type="spellEnd"/>
+      <w:r>
+        <w:rPr>
+          <w:color w:val="4472C4" w:themeColor="accent1"/>
+          <w14:shadow w14:blurRad="38100" w14:dist="25400" w14:dir="5400000" w14:sx="100000" w14:sy="100000" w14:kx="0" w14:ky="0" w14:algn="ctr">
+            <w14:srgbClr w14:val="6E747A">
+              <w14:alpha w14:val="57000"/>
+            </w14:srgbClr>
+          </w14:shadow>
+          <w14:textOutline w14:w="0" w14:cap="flat" w14:cmpd="sng" w14:algn="ctr">
+            <w14:noFill/>
+            <w14:prstDash w14:val="solid"/>
+            <w14:round/>
+          </w14:textOutline>
+        </w:rPr>
         <w:t xml:space="preserve"> </w:t>
       </w:r>
+      <w:r>
+        <w:rPr>
+          <w:color w:val="4472C4" w:themeColor="accent1"/>
+          <w14:shadow w14:blurRad="38100" w14:dist="25400" w14:dir="5400000" w14:sx="100000" w14:sy="100000" w14:kx="0" w14:ky="0" w14:algn="ctr">
+            <w14:srgbClr w14:val="6E747A">
+              <w14:alpha w14:val="57000"/>
+            </w14:srgbClr>
+          </w14:shadow>
+          <w14:textOutline w14:w="0" w14:cap="flat" w14:cmpd="sng" w14:algn="ctr">
+            <w14:noFill/>
+            <w14:prstDash w14:val="solid"/>
+            <w14:round/>
+          </w14:textOutline>
+        </w:rPr>
+        <w:t>–</w:t>
+      </w:r>
+    </w:p>
+    <w:p>
       <w:r>
         <w:rPr>
           <w:b/>
           <w:bCs/>
         </w:rPr>
-        <w:t>для</w:t>
+        <w:t>Только для</w:t>
       </w:r>
       <w:r>
         <w:t xml:space="preserve"> </w:t>
@@ -2064,6 +1493,23 @@
           <w:color w:val="FF0000"/>
           <w:lang w:val="en-US"/>
         </w:rPr>
+        <w:t>SP</w:t>
+      </w:r>
+      <w:r>
+        <w:rPr>
+          <w:i/>
+          <w:iCs/>
+          <w:color w:val="FF0000"/>
+        </w:rPr>
+        <w:t xml:space="preserve"> </w:t>
+      </w:r>
+      <w:r>
+        <w:rPr>
+          <w:i/>
+          <w:iCs/>
+          <w:color w:val="FF0000"/>
+          <w:lang w:val="en-US"/>
+        </w:rPr>
         <w:t>Workstation</w:t>
       </w:r>
       <w:r>
@@ -2072,7 +1518,7 @@
           <w:iCs/>
           <w:color w:val="FF0000"/>
         </w:rPr>
-        <w:t xml:space="preserve"> 10</w:t>
+        <w:t xml:space="preserve"> 11100-01</w:t>
       </w:r>
       <w:r>
         <w:rPr>
@@ -2091,16 +1537,10 @@
         <w:t xml:space="preserve"> </w:t>
       </w:r>
       <w:r>
-        <w:t xml:space="preserve">репозиторий </w:t>
-      </w:r>
-      <w:r>
-        <w:rPr>
-          <w:lang w:val="en-US"/>
-        </w:rPr>
-        <w:t>p</w:t>
-      </w:r>
-      <w:r>
-        <w:t>10</w:t>
+        <w:t xml:space="preserve">репозиторий c10f </w:t>
+      </w:r>
+      <w:r>
+        <w:t xml:space="preserve"> </w:t>
       </w:r>
     </w:p>
     <w:p>
@@ -2274,24 +1714,24 @@
             <w14:round/>
           </w14:textOutline>
         </w:rPr>
-        <w:t>p10</w:t>
-      </w:r>
-      <w:r>
-        <w:rPr>
-          <w:color w:val="4472C4" w:themeColor="accent1"/>
-          <w:lang w:val="en-US"/>
-          <w14:shadow w14:blurRad="38100" w14:dist="25400" w14:dir="5400000" w14:sx="100000" w14:sy="100000" w14:kx="0" w14:ky="0" w14:algn="ctr">
-            <w14:srgbClr w14:val="6E747A">
-              <w14:alpha w14:val="57000"/>
-            </w14:srgbClr>
-          </w14:shadow>
-          <w14:textOutline w14:w="0" w14:cap="flat" w14:cmpd="sng" w14:algn="ctr">
-            <w14:noFill/>
-            <w14:prstDash w14:val="solid"/>
-            <w14:round/>
-          </w14:textOutline>
-        </w:rPr>
-        <w:t xml:space="preserve">\] </w:t>
+        <w:t>cert</w:t>
+      </w:r>
+      <w:r>
+        <w:rPr>
+          <w:color w:val="4472C4" w:themeColor="accent1"/>
+          <w:lang w:val="en-US"/>
+          <w14:shadow w14:blurRad="38100" w14:dist="25400" w14:dir="5400000" w14:sx="100000" w14:sy="100000" w14:kx="0" w14:ky="0" w14:algn="ctr">
+            <w14:srgbClr w14:val="6E747A">
+              <w14:alpha w14:val="57000"/>
+            </w14:srgbClr>
+          </w14:shadow>
+          <w14:textOutline w14:w="0" w14:cap="flat" w14:cmpd="sng" w14:algn="ctr">
+            <w14:noFill/>
+            <w14:prstDash w14:val="solid"/>
+            <w14:round/>
+          </w14:textOutline>
+        </w:rPr>
+        <w:t xml:space="preserve">8\] </w:t>
       </w:r>
       <w:r>
         <w:rPr>
@@ -2376,24 +1816,24 @@
             <w14:round/>
           </w14:textOutline>
         </w:rPr>
-        <w:t>p10</w:t>
-      </w:r>
-      <w:r>
-        <w:rPr>
-          <w:color w:val="4472C4" w:themeColor="accent1"/>
-          <w:lang w:val="en-US"/>
-          <w14:shadow w14:blurRad="38100" w14:dist="25400" w14:dir="5400000" w14:sx="100000" w14:sy="100000" w14:kx="0" w14:ky="0" w14:algn="ctr">
-            <w14:srgbClr w14:val="6E747A">
-              <w14:alpha w14:val="57000"/>
-            </w14:srgbClr>
-          </w14:shadow>
-          <w14:textOutline w14:w="0" w14:cap="flat" w14:cmpd="sng" w14:algn="ctr">
-            <w14:noFill/>
-            <w14:prstDash w14:val="solid"/>
-            <w14:round/>
-          </w14:textOutline>
-        </w:rPr>
-        <w:t xml:space="preserve">\] </w:t>
+        <w:t>cert</w:t>
+      </w:r>
+      <w:r>
+        <w:rPr>
+          <w:color w:val="4472C4" w:themeColor="accent1"/>
+          <w:lang w:val="en-US"/>
+          <w14:shadow w14:blurRad="38100" w14:dist="25400" w14:dir="5400000" w14:sx="100000" w14:sy="100000" w14:kx="0" w14:ky="0" w14:algn="ctr">
+            <w14:srgbClr w14:val="6E747A">
+              <w14:alpha w14:val="57000"/>
+            </w14:srgbClr>
+          </w14:shadow>
+          <w14:textOutline w14:w="0" w14:cap="flat" w14:cmpd="sng" w14:algn="ctr">
+            <w14:noFill/>
+            <w14:prstDash w14:val="solid"/>
+            <w14:round/>
+          </w14:textOutline>
+        </w:rPr>
+        <w:t xml:space="preserve">8\] </w:t>
       </w:r>
       <w:r>
         <w:rPr>
@@ -2619,7 +2059,7 @@
             <w14:round/>
           </w14:textOutline>
         </w:rPr>
-        <w:t>alt</w:t>
+        <w:t>altsp</w:t>
       </w:r>
       <w:r>
         <w:rPr>
@@ -2656,6 +2096,65 @@
         <w:t>list</w:t>
       </w:r>
       <w:proofErr w:type="spellEnd"/>
+    </w:p>
+    <w:p>
+      <w:pPr>
+        <w:jc w:val="center"/>
+        <w:rPr>
+          <w:color w:val="4472C4" w:themeColor="accent1"/>
+          <w:lang w:val="en-US"/>
+          <w14:shadow w14:blurRad="38100" w14:dist="25400" w14:dir="5400000" w14:sx="100000" w14:sy="100000" w14:kx="0" w14:ky="0" w14:algn="ctr">
+            <w14:srgbClr w14:val="6E747A">
+              <w14:alpha w14:val="57000"/>
+            </w14:srgbClr>
+          </w14:shadow>
+          <w14:textOutline w14:w="0" w14:cap="flat" w14:cmpd="sng" w14:algn="ctr">
+            <w14:noFill/>
+            <w14:prstDash w14:val="solid"/>
+            <w14:round/>
+          </w14:textOutline>
+        </w:rPr>
+      </w:pPr>
+      <w:r>
+        <w:rPr>
+          <w:noProof/>
+        </w:rPr>
+        <w:drawing>
+          <wp:inline distT="0" distB="0" distL="0" distR="0" wp14:anchorId="6A4FFEA3" wp14:editId="452E24F4">
+            <wp:extent cx="6815344" cy="1709530"/>
+            <wp:effectExtent l="0" t="0" r="5080" b="5080"/>
+            <wp:docPr id="1" name="Рисунок 1"/>
+            <wp:cNvGraphicFramePr>
+              <a:graphicFrameLocks xmlns:a="http://schemas.openxmlformats.org/drawingml/2006/main" noChangeAspect="1"/>
+            </wp:cNvGraphicFramePr>
+            <a:graphic xmlns:a="http://schemas.openxmlformats.org/drawingml/2006/main">
+              <a:graphicData uri="http://schemas.openxmlformats.org/drawingml/2006/picture">
+                <pic:pic xmlns:pic="http://schemas.openxmlformats.org/drawingml/2006/picture">
+                  <pic:nvPicPr>
+                    <pic:cNvPr id="1" name=""/>
+                    <pic:cNvPicPr/>
+                  </pic:nvPicPr>
+                  <pic:blipFill>
+                    <a:blip r:embed="rId10"/>
+                    <a:stretch>
+                      <a:fillRect/>
+                    </a:stretch>
+                  </pic:blipFill>
+                  <pic:spPr>
+                    <a:xfrm>
+                      <a:off x="0" y="0"/>
+                      <a:ext cx="6869981" cy="1723235"/>
+                    </a:xfrm>
+                    <a:prstGeom prst="rect">
+                      <a:avLst/>
+                    </a:prstGeom>
+                  </pic:spPr>
+                </pic:pic>
+              </a:graphicData>
+            </a:graphic>
+          </wp:inline>
+        </w:drawing>
+      </w:r>
     </w:p>
     <w:p>
       <w:r>
@@ -2714,6 +2213,648 @@
           <w:iCs/>
           <w:color w:val="FF0000"/>
         </w:rPr>
+        <w:t xml:space="preserve"> 10</w:t>
+      </w:r>
+      <w:r>
+        <w:rPr>
+          <w:i/>
+          <w:iCs/>
+          <w:color w:val="FF0000"/>
+        </w:rPr>
+        <w:t xml:space="preserve"> </w:t>
+      </w:r>
+      <w:proofErr w:type="spellStart"/>
+      <w:r>
+        <w:t>Раскомментировать</w:t>
+      </w:r>
+      <w:proofErr w:type="spellEnd"/>
+      <w:r>
+        <w:t xml:space="preserve"> </w:t>
+      </w:r>
+      <w:r>
+        <w:t xml:space="preserve">репозиторий </w:t>
+      </w:r>
+      <w:r>
+        <w:rPr>
+          <w:lang w:val="en-US"/>
+        </w:rPr>
+        <w:t>p</w:t>
+      </w:r>
+      <w:r>
+        <w:t>10</w:t>
+      </w:r>
+    </w:p>
+    <w:p>
+      <w:pPr>
+        <w:ind w:firstLine="708"/>
+        <w:rPr>
+          <w:color w:val="4472C4" w:themeColor="accent1"/>
+          <w:lang w:val="en-US"/>
+          <w14:shadow w14:blurRad="38100" w14:dist="25400" w14:dir="5400000" w14:sx="100000" w14:sy="100000" w14:kx="0" w14:ky="0" w14:algn="ctr">
+            <w14:srgbClr w14:val="6E747A">
+              <w14:alpha w14:val="57000"/>
+            </w14:srgbClr>
+          </w14:shadow>
+          <w14:textOutline w14:w="0" w14:cap="flat" w14:cmpd="sng" w14:algn="ctr">
+            <w14:noFill/>
+            <w14:prstDash w14:val="solid"/>
+            <w14:round/>
+          </w14:textOutline>
+        </w:rPr>
+      </w:pPr>
+      <w:r>
+        <w:rPr>
+          <w:color w:val="4472C4" w:themeColor="accent1"/>
+          <w:lang w:val="en-US"/>
+          <w14:shadow w14:blurRad="38100" w14:dist="25400" w14:dir="5400000" w14:sx="100000" w14:sy="100000" w14:kx="0" w14:ky="0" w14:algn="ctr">
+            <w14:srgbClr w14:val="6E747A">
+              <w14:alpha w14:val="57000"/>
+            </w14:srgbClr>
+          </w14:shadow>
+          <w14:textOutline w14:w="0" w14:cap="flat" w14:cmpd="sng" w14:algn="ctr">
+            <w14:noFill/>
+            <w14:prstDash w14:val="solid"/>
+            <w14:round/>
+          </w14:textOutline>
+        </w:rPr>
+        <w:t>sed</w:t>
+      </w:r>
+      <w:r>
+        <w:rPr>
+          <w:color w:val="4472C4" w:themeColor="accent1"/>
+          <w:lang w:val="en-US"/>
+          <w14:shadow w14:blurRad="38100" w14:dist="25400" w14:dir="5400000" w14:sx="100000" w14:sy="100000" w14:kx="0" w14:ky="0" w14:algn="ctr">
+            <w14:srgbClr w14:val="6E747A">
+              <w14:alpha w14:val="57000"/>
+            </w14:srgbClr>
+          </w14:shadow>
+          <w14:textOutline w14:w="0" w14:cap="flat" w14:cmpd="sng" w14:algn="ctr">
+            <w14:noFill/>
+            <w14:prstDash w14:val="solid"/>
+            <w14:round/>
+          </w14:textOutline>
+        </w:rPr>
+        <w:t xml:space="preserve"> -</w:t>
+      </w:r>
+      <w:proofErr w:type="spellStart"/>
+      <w:r>
+        <w:rPr>
+          <w:color w:val="4472C4" w:themeColor="accent1"/>
+          <w:lang w:val="en-US"/>
+          <w14:shadow w14:blurRad="38100" w14:dist="25400" w14:dir="5400000" w14:sx="100000" w14:sy="100000" w14:kx="0" w14:ky="0" w14:algn="ctr">
+            <w14:srgbClr w14:val="6E747A">
+              <w14:alpha w14:val="57000"/>
+            </w14:srgbClr>
+          </w14:shadow>
+          <w14:textOutline w14:w="0" w14:cap="flat" w14:cmpd="sng" w14:algn="ctr">
+            <w14:noFill/>
+            <w14:prstDash w14:val="solid"/>
+            <w14:round/>
+          </w14:textOutline>
+        </w:rPr>
+        <w:t>i</w:t>
+      </w:r>
+      <w:proofErr w:type="spellEnd"/>
+      <w:r>
+        <w:rPr>
+          <w:color w:val="4472C4" w:themeColor="accent1"/>
+          <w:lang w:val="en-US"/>
+          <w14:shadow w14:blurRad="38100" w14:dist="25400" w14:dir="5400000" w14:sx="100000" w14:sy="100000" w14:kx="0" w14:ky="0" w14:algn="ctr">
+            <w14:srgbClr w14:val="6E747A">
+              <w14:alpha w14:val="57000"/>
+            </w14:srgbClr>
+          </w14:shadow>
+          <w14:textOutline w14:w="0" w14:cap="flat" w14:cmpd="sng" w14:algn="ctr">
+            <w14:noFill/>
+            <w14:prstDash w14:val="solid"/>
+            <w14:round/>
+          </w14:textOutline>
+        </w:rPr>
+        <w:t xml:space="preserve"> '</w:t>
+      </w:r>
+      <w:r>
+        <w:rPr>
+          <w:color w:val="4472C4" w:themeColor="accent1"/>
+          <w:lang w:val="en-US"/>
+          <w14:shadow w14:blurRad="38100" w14:dist="25400" w14:dir="5400000" w14:sx="100000" w14:sy="100000" w14:kx="0" w14:ky="0" w14:algn="ctr">
+            <w14:srgbClr w14:val="6E747A">
+              <w14:alpha w14:val="57000"/>
+            </w14:srgbClr>
+          </w14:shadow>
+          <w14:textOutline w14:w="0" w14:cap="flat" w14:cmpd="sng" w14:algn="ctr">
+            <w14:noFill/>
+            <w14:prstDash w14:val="solid"/>
+            <w14:round/>
+          </w14:textOutline>
+        </w:rPr>
+        <w:t>s</w:t>
+      </w:r>
+      <w:r>
+        <w:rPr>
+          <w:color w:val="4472C4" w:themeColor="accent1"/>
+          <w:lang w:val="en-US"/>
+          <w14:shadow w14:blurRad="38100" w14:dist="25400" w14:dir="5400000" w14:sx="100000" w14:sy="100000" w14:kx="0" w14:ky="0" w14:algn="ctr">
+            <w14:srgbClr w14:val="6E747A">
+              <w14:alpha w14:val="57000"/>
+            </w14:srgbClr>
+          </w14:shadow>
+          <w14:textOutline w14:w="0" w14:cap="flat" w14:cmpd="sng" w14:algn="ctr">
+            <w14:noFill/>
+            <w14:prstDash w14:val="solid"/>
+            <w14:round/>
+          </w14:textOutline>
+        </w:rPr>
+        <w:t>/#</w:t>
+      </w:r>
+      <w:r>
+        <w:rPr>
+          <w:color w:val="4472C4" w:themeColor="accent1"/>
+          <w:lang w:val="en-US"/>
+          <w14:shadow w14:blurRad="38100" w14:dist="25400" w14:dir="5400000" w14:sx="100000" w14:sy="100000" w14:kx="0" w14:ky="0" w14:algn="ctr">
+            <w14:srgbClr w14:val="6E747A">
+              <w14:alpha w14:val="57000"/>
+            </w14:srgbClr>
+          </w14:shadow>
+          <w14:textOutline w14:w="0" w14:cap="flat" w14:cmpd="sng" w14:algn="ctr">
+            <w14:noFill/>
+            <w14:prstDash w14:val="solid"/>
+            <w14:round/>
+          </w14:textOutline>
+        </w:rPr>
+        <w:t>rpm</w:t>
+      </w:r>
+      <w:r>
+        <w:rPr>
+          <w:color w:val="4472C4" w:themeColor="accent1"/>
+          <w:lang w:val="en-US"/>
+          <w14:shadow w14:blurRad="38100" w14:dist="25400" w14:dir="5400000" w14:sx="100000" w14:sy="100000" w14:kx="0" w14:ky="0" w14:algn="ctr">
+            <w14:srgbClr w14:val="6E747A">
+              <w14:alpha w14:val="57000"/>
+            </w14:srgbClr>
+          </w14:shadow>
+          <w14:textOutline w14:w="0" w14:cap="flat" w14:cmpd="sng" w14:algn="ctr">
+            <w14:noFill/>
+            <w14:prstDash w14:val="solid"/>
+            <w14:round/>
+          </w14:textOutline>
+        </w:rPr>
+        <w:t xml:space="preserve"> \[</w:t>
+      </w:r>
+      <w:r>
+        <w:rPr>
+          <w:color w:val="4472C4" w:themeColor="accent1"/>
+          <w:lang w:val="en-US"/>
+          <w14:shadow w14:blurRad="38100" w14:dist="25400" w14:dir="5400000" w14:sx="100000" w14:sy="100000" w14:kx="0" w14:ky="0" w14:algn="ctr">
+            <w14:srgbClr w14:val="6E747A">
+              <w14:alpha w14:val="57000"/>
+            </w14:srgbClr>
+          </w14:shadow>
+          <w14:textOutline w14:w="0" w14:cap="flat" w14:cmpd="sng" w14:algn="ctr">
+            <w14:noFill/>
+            <w14:prstDash w14:val="solid"/>
+            <w14:round/>
+          </w14:textOutline>
+        </w:rPr>
+        <w:t>p10</w:t>
+      </w:r>
+      <w:r>
+        <w:rPr>
+          <w:color w:val="4472C4" w:themeColor="accent1"/>
+          <w:lang w:val="en-US"/>
+          <w14:shadow w14:blurRad="38100" w14:dist="25400" w14:dir="5400000" w14:sx="100000" w14:sy="100000" w14:kx="0" w14:ky="0" w14:algn="ctr">
+            <w14:srgbClr w14:val="6E747A">
+              <w14:alpha w14:val="57000"/>
+            </w14:srgbClr>
+          </w14:shadow>
+          <w14:textOutline w14:w="0" w14:cap="flat" w14:cmpd="sng" w14:algn="ctr">
+            <w14:noFill/>
+            <w14:prstDash w14:val="solid"/>
+            <w14:round/>
+          </w14:textOutline>
+        </w:rPr>
+        <w:t xml:space="preserve">\] </w:t>
+      </w:r>
+      <w:r>
+        <w:rPr>
+          <w:color w:val="4472C4" w:themeColor="accent1"/>
+          <w:lang w:val="en-US"/>
+          <w14:shadow w14:blurRad="38100" w14:dist="25400" w14:dir="5400000" w14:sx="100000" w14:sy="100000" w14:kx="0" w14:ky="0" w14:algn="ctr">
+            <w14:srgbClr w14:val="6E747A">
+              <w14:alpha w14:val="57000"/>
+            </w14:srgbClr>
+          </w14:shadow>
+          <w14:textOutline w14:w="0" w14:cap="flat" w14:cmpd="sng" w14:algn="ctr">
+            <w14:noFill/>
+            <w14:prstDash w14:val="solid"/>
+            <w14:round/>
+          </w14:textOutline>
+        </w:rPr>
+        <w:t>http</w:t>
+      </w:r>
+      <w:r>
+        <w:rPr>
+          <w:color w:val="4472C4" w:themeColor="accent1"/>
+          <w:lang w:val="en-US"/>
+          <w14:shadow w14:blurRad="38100" w14:dist="25400" w14:dir="5400000" w14:sx="100000" w14:sy="100000" w14:kx="0" w14:ky="0" w14:algn="ctr">
+            <w14:srgbClr w14:val="6E747A">
+              <w14:alpha w14:val="57000"/>
+            </w14:srgbClr>
+          </w14:shadow>
+          <w14:textOutline w14:w="0" w14:cap="flat" w14:cmpd="sng" w14:algn="ctr">
+            <w14:noFill/>
+            <w14:prstDash w14:val="solid"/>
+            <w14:round/>
+          </w14:textOutline>
+        </w:rPr>
+        <w:t>/</w:t>
+      </w:r>
+      <w:r>
+        <w:rPr>
+          <w:color w:val="4472C4" w:themeColor="accent1"/>
+          <w:lang w:val="en-US"/>
+          <w14:shadow w14:blurRad="38100" w14:dist="25400" w14:dir="5400000" w14:sx="100000" w14:sy="100000" w14:kx="0" w14:ky="0" w14:algn="ctr">
+            <w14:srgbClr w14:val="6E747A">
+              <w14:alpha w14:val="57000"/>
+            </w14:srgbClr>
+          </w14:shadow>
+          <w14:textOutline w14:w="0" w14:cap="flat" w14:cmpd="sng" w14:algn="ctr">
+            <w14:noFill/>
+            <w14:prstDash w14:val="solid"/>
+            <w14:round/>
+          </w14:textOutline>
+        </w:rPr>
+        <w:t>rpm</w:t>
+      </w:r>
+      <w:r>
+        <w:rPr>
+          <w:color w:val="4472C4" w:themeColor="accent1"/>
+          <w:lang w:val="en-US"/>
+          <w14:shadow w14:blurRad="38100" w14:dist="25400" w14:dir="5400000" w14:sx="100000" w14:sy="100000" w14:kx="0" w14:ky="0" w14:algn="ctr">
+            <w14:srgbClr w14:val="6E747A">
+              <w14:alpha w14:val="57000"/>
+            </w14:srgbClr>
+          </w14:shadow>
+          <w14:textOutline w14:w="0" w14:cap="flat" w14:cmpd="sng" w14:algn="ctr">
+            <w14:noFill/>
+            <w14:prstDash w14:val="solid"/>
+            <w14:round/>
+          </w14:textOutline>
+        </w:rPr>
+        <w:t xml:space="preserve"> \[</w:t>
+      </w:r>
+      <w:r>
+        <w:rPr>
+          <w:color w:val="4472C4" w:themeColor="accent1"/>
+          <w:lang w:val="en-US"/>
+          <w14:shadow w14:blurRad="38100" w14:dist="25400" w14:dir="5400000" w14:sx="100000" w14:sy="100000" w14:kx="0" w14:ky="0" w14:algn="ctr">
+            <w14:srgbClr w14:val="6E747A">
+              <w14:alpha w14:val="57000"/>
+            </w14:srgbClr>
+          </w14:shadow>
+          <w14:textOutline w14:w="0" w14:cap="flat" w14:cmpd="sng" w14:algn="ctr">
+            <w14:noFill/>
+            <w14:prstDash w14:val="solid"/>
+            <w14:round/>
+          </w14:textOutline>
+        </w:rPr>
+        <w:t>p10</w:t>
+      </w:r>
+      <w:r>
+        <w:rPr>
+          <w:color w:val="4472C4" w:themeColor="accent1"/>
+          <w:lang w:val="en-US"/>
+          <w14:shadow w14:blurRad="38100" w14:dist="25400" w14:dir="5400000" w14:sx="100000" w14:sy="100000" w14:kx="0" w14:ky="0" w14:algn="ctr">
+            <w14:srgbClr w14:val="6E747A">
+              <w14:alpha w14:val="57000"/>
+            </w14:srgbClr>
+          </w14:shadow>
+          <w14:textOutline w14:w="0" w14:cap="flat" w14:cmpd="sng" w14:algn="ctr">
+            <w14:noFill/>
+            <w14:prstDash w14:val="solid"/>
+            <w14:round/>
+          </w14:textOutline>
+        </w:rPr>
+        <w:t xml:space="preserve">\] </w:t>
+      </w:r>
+      <w:r>
+        <w:rPr>
+          <w:color w:val="4472C4" w:themeColor="accent1"/>
+          <w:lang w:val="en-US"/>
+          <w14:shadow w14:blurRad="38100" w14:dist="25400" w14:dir="5400000" w14:sx="100000" w14:sy="100000" w14:kx="0" w14:ky="0" w14:algn="ctr">
+            <w14:srgbClr w14:val="6E747A">
+              <w14:alpha w14:val="57000"/>
+            </w14:srgbClr>
+          </w14:shadow>
+          <w14:textOutline w14:w="0" w14:cap="flat" w14:cmpd="sng" w14:algn="ctr">
+            <w14:noFill/>
+            <w14:prstDash w14:val="solid"/>
+            <w14:round/>
+          </w14:textOutline>
+        </w:rPr>
+        <w:t>http</w:t>
+      </w:r>
+      <w:r>
+        <w:rPr>
+          <w:color w:val="4472C4" w:themeColor="accent1"/>
+          <w:lang w:val="en-US"/>
+          <w14:shadow w14:blurRad="38100" w14:dist="25400" w14:dir="5400000" w14:sx="100000" w14:sy="100000" w14:kx="0" w14:ky="0" w14:algn="ctr">
+            <w14:srgbClr w14:val="6E747A">
+              <w14:alpha w14:val="57000"/>
+            </w14:srgbClr>
+          </w14:shadow>
+          <w14:textOutline w14:w="0" w14:cap="flat" w14:cmpd="sng" w14:algn="ctr">
+            <w14:noFill/>
+            <w14:prstDash w14:val="solid"/>
+            <w14:round/>
+          </w14:textOutline>
+        </w:rPr>
+        <w:t>/' /</w:t>
+      </w:r>
+      <w:proofErr w:type="spellStart"/>
+      <w:r>
+        <w:rPr>
+          <w:color w:val="4472C4" w:themeColor="accent1"/>
+          <w:lang w:val="en-US"/>
+          <w14:shadow w14:blurRad="38100" w14:dist="25400" w14:dir="5400000" w14:sx="100000" w14:sy="100000" w14:kx="0" w14:ky="0" w14:algn="ctr">
+            <w14:srgbClr w14:val="6E747A">
+              <w14:alpha w14:val="57000"/>
+            </w14:srgbClr>
+          </w14:shadow>
+          <w14:textOutline w14:w="0" w14:cap="flat" w14:cmpd="sng" w14:algn="ctr">
+            <w14:noFill/>
+            <w14:prstDash w14:val="solid"/>
+            <w14:round/>
+          </w14:textOutline>
+        </w:rPr>
+        <w:t>etc</w:t>
+      </w:r>
+      <w:proofErr w:type="spellEnd"/>
+      <w:r>
+        <w:rPr>
+          <w:color w:val="4472C4" w:themeColor="accent1"/>
+          <w:lang w:val="en-US"/>
+          <w14:shadow w14:blurRad="38100" w14:dist="25400" w14:dir="5400000" w14:sx="100000" w14:sy="100000" w14:kx="0" w14:ky="0" w14:algn="ctr">
+            <w14:srgbClr w14:val="6E747A">
+              <w14:alpha w14:val="57000"/>
+            </w14:srgbClr>
+          </w14:shadow>
+          <w14:textOutline w14:w="0" w14:cap="flat" w14:cmpd="sng" w14:algn="ctr">
+            <w14:noFill/>
+            <w14:prstDash w14:val="solid"/>
+            <w14:round/>
+          </w14:textOutline>
+        </w:rPr>
+        <w:t>/</w:t>
+      </w:r>
+      <w:r>
+        <w:rPr>
+          <w:color w:val="4472C4" w:themeColor="accent1"/>
+          <w:lang w:val="en-US"/>
+          <w14:shadow w14:blurRad="38100" w14:dist="25400" w14:dir="5400000" w14:sx="100000" w14:sy="100000" w14:kx="0" w14:ky="0" w14:algn="ctr">
+            <w14:srgbClr w14:val="6E747A">
+              <w14:alpha w14:val="57000"/>
+            </w14:srgbClr>
+          </w14:shadow>
+          <w14:textOutline w14:w="0" w14:cap="flat" w14:cmpd="sng" w14:algn="ctr">
+            <w14:noFill/>
+            <w14:prstDash w14:val="solid"/>
+            <w14:round/>
+          </w14:textOutline>
+        </w:rPr>
+        <w:t>apt</w:t>
+      </w:r>
+      <w:r>
+        <w:rPr>
+          <w:color w:val="4472C4" w:themeColor="accent1"/>
+          <w:lang w:val="en-US"/>
+          <w14:shadow w14:blurRad="38100" w14:dist="25400" w14:dir="5400000" w14:sx="100000" w14:sy="100000" w14:kx="0" w14:ky="0" w14:algn="ctr">
+            <w14:srgbClr w14:val="6E747A">
+              <w14:alpha w14:val="57000"/>
+            </w14:srgbClr>
+          </w14:shadow>
+          <w14:textOutline w14:w="0" w14:cap="flat" w14:cmpd="sng" w14:algn="ctr">
+            <w14:noFill/>
+            <w14:prstDash w14:val="solid"/>
+            <w14:round/>
+          </w14:textOutline>
+        </w:rPr>
+        <w:t>/</w:t>
+      </w:r>
+      <w:proofErr w:type="spellStart"/>
+      <w:r>
+        <w:rPr>
+          <w:color w:val="4472C4" w:themeColor="accent1"/>
+          <w:lang w:val="en-US"/>
+          <w14:shadow w14:blurRad="38100" w14:dist="25400" w14:dir="5400000" w14:sx="100000" w14:sy="100000" w14:kx="0" w14:ky="0" w14:algn="ctr">
+            <w14:srgbClr w14:val="6E747A">
+              <w14:alpha w14:val="57000"/>
+            </w14:srgbClr>
+          </w14:shadow>
+          <w14:textOutline w14:w="0" w14:cap="flat" w14:cmpd="sng" w14:algn="ctr">
+            <w14:noFill/>
+            <w14:prstDash w14:val="solid"/>
+            <w14:round/>
+          </w14:textOutline>
+        </w:rPr>
+        <w:t>sources</w:t>
+      </w:r>
+      <w:r>
+        <w:rPr>
+          <w:color w:val="4472C4" w:themeColor="accent1"/>
+          <w:lang w:val="en-US"/>
+          <w14:shadow w14:blurRad="38100" w14:dist="25400" w14:dir="5400000" w14:sx="100000" w14:sy="100000" w14:kx="0" w14:ky="0" w14:algn="ctr">
+            <w14:srgbClr w14:val="6E747A">
+              <w14:alpha w14:val="57000"/>
+            </w14:srgbClr>
+          </w14:shadow>
+          <w14:textOutline w14:w="0" w14:cap="flat" w14:cmpd="sng" w14:algn="ctr">
+            <w14:noFill/>
+            <w14:prstDash w14:val="solid"/>
+            <w14:round/>
+          </w14:textOutline>
+        </w:rPr>
+        <w:t>.</w:t>
+      </w:r>
+      <w:r>
+        <w:rPr>
+          <w:color w:val="4472C4" w:themeColor="accent1"/>
+          <w:lang w:val="en-US"/>
+          <w14:shadow w14:blurRad="38100" w14:dist="25400" w14:dir="5400000" w14:sx="100000" w14:sy="100000" w14:kx="0" w14:ky="0" w14:algn="ctr">
+            <w14:srgbClr w14:val="6E747A">
+              <w14:alpha w14:val="57000"/>
+            </w14:srgbClr>
+          </w14:shadow>
+          <w14:textOutline w14:w="0" w14:cap="flat" w14:cmpd="sng" w14:algn="ctr">
+            <w14:noFill/>
+            <w14:prstDash w14:val="solid"/>
+            <w14:round/>
+          </w14:textOutline>
+        </w:rPr>
+        <w:t>list</w:t>
+      </w:r>
+      <w:r>
+        <w:rPr>
+          <w:color w:val="4472C4" w:themeColor="accent1"/>
+          <w:lang w:val="en-US"/>
+          <w14:shadow w14:blurRad="38100" w14:dist="25400" w14:dir="5400000" w14:sx="100000" w14:sy="100000" w14:kx="0" w14:ky="0" w14:algn="ctr">
+            <w14:srgbClr w14:val="6E747A">
+              <w14:alpha w14:val="57000"/>
+            </w14:srgbClr>
+          </w14:shadow>
+          <w14:textOutline w14:w="0" w14:cap="flat" w14:cmpd="sng" w14:algn="ctr">
+            <w14:noFill/>
+            <w14:prstDash w14:val="solid"/>
+            <w14:round/>
+          </w14:textOutline>
+        </w:rPr>
+        <w:t>.</w:t>
+      </w:r>
+      <w:r>
+        <w:rPr>
+          <w:color w:val="4472C4" w:themeColor="accent1"/>
+          <w:lang w:val="en-US"/>
+          <w14:shadow w14:blurRad="38100" w14:dist="25400" w14:dir="5400000" w14:sx="100000" w14:sy="100000" w14:kx="0" w14:ky="0" w14:algn="ctr">
+            <w14:srgbClr w14:val="6E747A">
+              <w14:alpha w14:val="57000"/>
+            </w14:srgbClr>
+          </w14:shadow>
+          <w14:textOutline w14:w="0" w14:cap="flat" w14:cmpd="sng" w14:algn="ctr">
+            <w14:noFill/>
+            <w14:prstDash w14:val="solid"/>
+            <w14:round/>
+          </w14:textOutline>
+        </w:rPr>
+        <w:t>d</w:t>
+      </w:r>
+      <w:proofErr w:type="spellEnd"/>
+      <w:r>
+        <w:rPr>
+          <w:color w:val="4472C4" w:themeColor="accent1"/>
+          <w:lang w:val="en-US"/>
+          <w14:shadow w14:blurRad="38100" w14:dist="25400" w14:dir="5400000" w14:sx="100000" w14:sy="100000" w14:kx="0" w14:ky="0" w14:algn="ctr">
+            <w14:srgbClr w14:val="6E747A">
+              <w14:alpha w14:val="57000"/>
+            </w14:srgbClr>
+          </w14:shadow>
+          <w14:textOutline w14:w="0" w14:cap="flat" w14:cmpd="sng" w14:algn="ctr">
+            <w14:noFill/>
+            <w14:prstDash w14:val="solid"/>
+            <w14:round/>
+          </w14:textOutline>
+        </w:rPr>
+        <w:t>/</w:t>
+      </w:r>
+      <w:proofErr w:type="spellStart"/>
+      <w:r>
+        <w:rPr>
+          <w:color w:val="4472C4" w:themeColor="accent1"/>
+          <w:lang w:val="en-US"/>
+          <w14:shadow w14:blurRad="38100" w14:dist="25400" w14:dir="5400000" w14:sx="100000" w14:sy="100000" w14:kx="0" w14:ky="0" w14:algn="ctr">
+            <w14:srgbClr w14:val="6E747A">
+              <w14:alpha w14:val="57000"/>
+            </w14:srgbClr>
+          </w14:shadow>
+          <w14:textOutline w14:w="0" w14:cap="flat" w14:cmpd="sng" w14:algn="ctr">
+            <w14:noFill/>
+            <w14:prstDash w14:val="solid"/>
+            <w14:round/>
+          </w14:textOutline>
+        </w:rPr>
+        <w:t>alt</w:t>
+      </w:r>
+      <w:r>
+        <w:rPr>
+          <w:color w:val="4472C4" w:themeColor="accent1"/>
+          <w:lang w:val="en-US"/>
+          <w14:shadow w14:blurRad="38100" w14:dist="25400" w14:dir="5400000" w14:sx="100000" w14:sy="100000" w14:kx="0" w14:ky="0" w14:algn="ctr">
+            <w14:srgbClr w14:val="6E747A">
+              <w14:alpha w14:val="57000"/>
+            </w14:srgbClr>
+          </w14:shadow>
+          <w14:textOutline w14:w="0" w14:cap="flat" w14:cmpd="sng" w14:algn="ctr">
+            <w14:noFill/>
+            <w14:prstDash w14:val="solid"/>
+            <w14:round/>
+          </w14:textOutline>
+        </w:rPr>
+        <w:t>.</w:t>
+      </w:r>
+      <w:r>
+        <w:rPr>
+          <w:color w:val="4472C4" w:themeColor="accent1"/>
+          <w:lang w:val="en-US"/>
+          <w14:shadow w14:blurRad="38100" w14:dist="25400" w14:dir="5400000" w14:sx="100000" w14:sy="100000" w14:kx="0" w14:ky="0" w14:algn="ctr">
+            <w14:srgbClr w14:val="6E747A">
+              <w14:alpha w14:val="57000"/>
+            </w14:srgbClr>
+          </w14:shadow>
+          <w14:textOutline w14:w="0" w14:cap="flat" w14:cmpd="sng" w14:algn="ctr">
+            <w14:noFill/>
+            <w14:prstDash w14:val="solid"/>
+            <w14:round/>
+          </w14:textOutline>
+        </w:rPr>
+        <w:t>list</w:t>
+      </w:r>
+      <w:proofErr w:type="spellEnd"/>
+    </w:p>
+    <w:p>
+      <w:r>
+        <w:rPr>
+          <w:b/>
+          <w:bCs/>
+        </w:rPr>
+        <w:t>Только</w:t>
+      </w:r>
+      <w:r>
+        <w:rPr>
+          <w:b/>
+          <w:bCs/>
+        </w:rPr>
+        <w:t xml:space="preserve"> </w:t>
+      </w:r>
+      <w:r>
+        <w:rPr>
+          <w:b/>
+          <w:bCs/>
+        </w:rPr>
+        <w:t>для</w:t>
+      </w:r>
+      <w:r>
+        <w:t xml:space="preserve"> </w:t>
+      </w:r>
+      <w:r>
+        <w:rPr>
+          <w:i/>
+          <w:iCs/>
+          <w:color w:val="FF0000"/>
+          <w:lang w:val="en-US"/>
+        </w:rPr>
+        <w:t>ALT</w:t>
+      </w:r>
+      <w:r>
+        <w:rPr>
+          <w:i/>
+          <w:iCs/>
+          <w:color w:val="FF0000"/>
+        </w:rPr>
+        <w:t xml:space="preserve"> </w:t>
+      </w:r>
+      <w:r>
+        <w:rPr>
+          <w:i/>
+          <w:iCs/>
+          <w:color w:val="FF0000"/>
+          <w:lang w:val="en-US"/>
+        </w:rPr>
+        <w:t>Workstation</w:t>
+      </w:r>
+      <w:r>
+        <w:rPr>
+          <w:i/>
+          <w:iCs/>
+          <w:color w:val="FF0000"/>
+        </w:rPr>
         <w:t xml:space="preserve"> 11</w:t>
       </w:r>
       <w:r>
@@ -2768,6 +2909,7 @@
     </w:p>
     <w:p>
       <w:pPr>
+        <w:spacing w:after="0"/>
         <w:ind w:firstLine="708"/>
         <w:rPr>
           <w:color w:val="4472C4" w:themeColor="accent1"/>
@@ -2931,6 +3073,7 @@
     </w:p>
     <w:p>
       <w:pPr>
+        <w:spacing w:after="0" w:line="360" w:lineRule="auto"/>
         <w:ind w:firstLine="708"/>
         <w:rPr>
           <w:color w:val="4472C4" w:themeColor="accent1"/>
@@ -3080,6 +3223,9 @@
       </w:r>
     </w:p>
     <w:p>
+      <w:pPr>
+        <w:spacing w:line="240" w:lineRule="auto"/>
+      </w:pPr>
       <w:r>
         <w:t>Посмотреть текущие репозит</w:t>
       </w:r>
@@ -3091,6 +3237,9 @@
       </w:r>
     </w:p>
     <w:p>
+      <w:pPr>
+        <w:spacing w:line="240" w:lineRule="auto"/>
+      </w:pPr>
       <w:r>
         <w:rPr>
           <w:color w:val="4472C4" w:themeColor="accent1"/>
@@ -3289,6 +3438,7 @@
     </w:p>
     <w:p>
       <w:pPr>
+        <w:spacing w:after="0"/>
         <w:rPr>
           <w:color w:val="4472C4" w:themeColor="accent1"/>
           <w:lang w:val="en-US"/>
@@ -3379,6 +3529,7 @@
     </w:p>
     <w:p>
       <w:pPr>
+        <w:spacing w:after="0"/>
         <w:rPr>
           <w:color w:val="4472C4" w:themeColor="accent1"/>
           <w:lang w:val="en-US"/>
@@ -3486,6 +3637,7 @@
     </w:p>
     <w:p>
       <w:pPr>
+        <w:spacing w:after="0"/>
         <w:rPr>
           <w:color w:val="4472C4" w:themeColor="accent1"/>
           <w:lang w:val="en-US"/>
@@ -3647,6 +3799,7 @@
     </w:p>
     <w:p>
       <w:pPr>
+        <w:spacing w:after="0"/>
         <w:rPr>
           <w:color w:val="4472C4" w:themeColor="accent1"/>
           <w:lang w:val="en-US"/>
@@ -3720,6 +3873,7 @@
     </w:p>
     <w:p>
       <w:pPr>
+        <w:spacing w:after="0"/>
         <w:rPr>
           <w:b/>
           <w:bCs/>
@@ -4106,6 +4260,7 @@
     </w:p>
     <w:p>
       <w:r>
+        <w:lastRenderedPageBreak/>
         <w:t>Распаковываем клиента</w:t>
       </w:r>
     </w:p>
@@ -4436,6 +4591,7 @@
     </w:p>
     <w:p>
       <w:pPr>
+        <w:spacing w:after="0"/>
         <w:rPr>
           <w:color w:val="4472C4" w:themeColor="accent1"/>
           <w:lang w:val="en-US"/>
@@ -4490,6 +4646,7 @@
     </w:p>
     <w:p>
       <w:pPr>
+        <w:spacing w:after="0"/>
         <w:rPr>
           <w:color w:val="4472C4" w:themeColor="accent1"/>
           <w:lang w:val="en-US"/>
@@ -4624,12 +4781,12 @@
     </w:p>
     <w:p>
       <w:r>
-        <w:lastRenderedPageBreak/>
         <w:t>Создаем ярлык на рабочем столе</w:t>
       </w:r>
     </w:p>
     <w:p>
       <w:pPr>
+        <w:spacing w:after="0"/>
         <w:rPr>
           <w:color w:val="4472C4" w:themeColor="accent1"/>
           <w14:shadow w14:blurRad="38100" w14:dist="25400" w14:dir="5400000" w14:sx="100000" w14:sy="100000" w14:kx="0" w14:ky="0" w14:algn="ctr">
@@ -4977,6 +5134,7 @@
     </w:p>
     <w:p>
       <w:pPr>
+        <w:spacing w:after="0"/>
         <w:rPr>
           <w:color w:val="4472C4" w:themeColor="accent1"/>
           <w:lang w:val="en-US"/>
@@ -5167,6 +5325,7 @@
     </w:p>
     <w:p>
       <w:pPr>
+        <w:spacing w:after="0"/>
         <w:rPr>
           <w:color w:val="4472C4" w:themeColor="accent1"/>
           <w:lang w:val="en-US"/>
@@ -5399,6 +5558,7 @@
     </w:p>
     <w:p>
       <w:pPr>
+        <w:spacing w:after="0"/>
         <w:rPr>
           <w:color w:val="4472C4" w:themeColor="accent1"/>
           <w:lang w:val="en-US"/>
@@ -5542,6 +5702,7 @@
     </w:p>
     <w:p>
       <w:pPr>
+        <w:spacing w:after="0"/>
         <w:rPr>
           <w:color w:val="4472C4" w:themeColor="accent1"/>
           <w14:shadow w14:blurRad="38100" w14:dist="25400" w14:dir="5400000" w14:sx="100000" w14:sy="100000" w14:kx="0" w14:ky="0" w14:algn="ctr">
@@ -5737,6 +5898,7 @@
     </w:p>
     <w:p>
       <w:pPr>
+        <w:spacing w:after="0"/>
         <w:rPr>
           <w:color w:val="4472C4" w:themeColor="accent1"/>
           <w:lang w:val="en-US"/>
@@ -5772,6 +5934,7 @@
     </w:p>
     <w:p>
       <w:pPr>
+        <w:spacing w:after="0"/>
         <w:rPr>
           <w:color w:val="4472C4" w:themeColor="accent1"/>
           <w:lang w:val="en-US"/>
@@ -5823,270 +5986,154 @@
         <w:t>setuptools</w:t>
       </w:r>
       <w:proofErr w:type="spellEnd"/>
-      <w:r>
-        <w:rPr>
-          <w:color w:val="4472C4" w:themeColor="accent1"/>
-          <w:lang w:val="en-US"/>
-          <w14:shadow w14:blurRad="38100" w14:dist="25400" w14:dir="5400000" w14:sx="100000" w14:sy="100000" w14:kx="0" w14:ky="0" w14:algn="ctr">
-            <w14:srgbClr w14:val="6E747A">
-              <w14:alpha w14:val="57000"/>
-            </w14:srgbClr>
-          </w14:shadow>
-          <w14:textOutline w14:w="0" w14:cap="flat" w14:cmpd="sng" w14:algn="ctr">
-            <w14:noFill/>
-            <w14:prstDash w14:val="solid"/>
-            <w14:round/>
-          </w14:textOutline>
-        </w:rPr>
-        <w:t xml:space="preserve"> </w:t>
-      </w:r>
-    </w:p>
-    <w:p>
-      <w:pPr>
-        <w:rPr>
-          <w:color w:val="4472C4" w:themeColor="accent1"/>
-          <w:lang w:val="en-US"/>
-          <w14:shadow w14:blurRad="38100" w14:dist="25400" w14:dir="5400000" w14:sx="100000" w14:sy="100000" w14:kx="0" w14:ky="0" w14:algn="ctr">
-            <w14:srgbClr w14:val="6E747A">
-              <w14:alpha w14:val="57000"/>
-            </w14:srgbClr>
-          </w14:shadow>
-          <w14:textOutline w14:w="0" w14:cap="flat" w14:cmpd="sng" w14:algn="ctr">
-            <w14:noFill/>
-            <w14:prstDash w14:val="solid"/>
-            <w14:round/>
-          </w14:textOutline>
-        </w:rPr>
-      </w:pPr>
-      <w:r>
-        <w:rPr>
-          <w:color w:val="4472C4" w:themeColor="accent1"/>
-          <w:lang w:val="en-US"/>
-          <w14:shadow w14:blurRad="38100" w14:dist="25400" w14:dir="5400000" w14:sx="100000" w14:sy="100000" w14:kx="0" w14:ky="0" w14:algn="ctr">
-            <w14:srgbClr w14:val="6E747A">
-              <w14:alpha w14:val="57000"/>
-            </w14:srgbClr>
-          </w14:shadow>
-          <w14:textOutline w14:w="0" w14:cap="flat" w14:cmpd="sng" w14:algn="ctr">
-            <w14:noFill/>
-            <w14:prstDash w14:val="solid"/>
-            <w14:round/>
-          </w14:textOutline>
-        </w:rPr>
-        <w:t xml:space="preserve">pip2 install --upgrade pip </w:t>
-      </w:r>
-      <w:r>
-        <w:rPr>
-          <w:color w:val="4472C4" w:themeColor="accent1"/>
-          <w:lang w:val="en-US"/>
-          <w14:shadow w14:blurRad="38100" w14:dist="25400" w14:dir="5400000" w14:sx="100000" w14:sy="100000" w14:kx="0" w14:ky="0" w14:algn="ctr">
-            <w14:srgbClr w14:val="6E747A">
-              <w14:alpha w14:val="57000"/>
-            </w14:srgbClr>
-          </w14:shadow>
-          <w14:textOutline w14:w="0" w14:cap="flat" w14:cmpd="sng" w14:algn="ctr">
-            <w14:noFill/>
-            <w14:prstDash w14:val="solid"/>
-            <w14:round/>
-          </w14:textOutline>
-        </w:rPr>
-        <w:tab/>
-      </w:r>
-      <w:r>
-        <w:rPr>
-          <w:color w:val="4472C4" w:themeColor="accent1"/>
-          <w:lang w:val="en-US"/>
-          <w14:shadow w14:blurRad="38100" w14:dist="25400" w14:dir="5400000" w14:sx="100000" w14:sy="100000" w14:kx="0" w14:ky="0" w14:algn="ctr">
-            <w14:srgbClr w14:val="6E747A">
-              <w14:alpha w14:val="57000"/>
-            </w14:srgbClr>
-          </w14:shadow>
-          <w14:textOutline w14:w="0" w14:cap="flat" w14:cmpd="sng" w14:algn="ctr">
-            <w14:noFill/>
-            <w14:prstDash w14:val="solid"/>
-            <w14:round/>
-          </w14:textOutline>
-        </w:rPr>
-        <w:tab/>
-        <w:t xml:space="preserve">  </w:t>
-      </w:r>
-    </w:p>
-    <w:p>
-      <w:pPr>
-        <w:rPr>
-          <w:color w:val="4472C4" w:themeColor="accent1"/>
-          <w:lang w:val="en-US"/>
-          <w14:shadow w14:blurRad="38100" w14:dist="25400" w14:dir="5400000" w14:sx="100000" w14:sy="100000" w14:kx="0" w14:ky="0" w14:algn="ctr">
-            <w14:srgbClr w14:val="6E747A">
-              <w14:alpha w14:val="57000"/>
-            </w14:srgbClr>
-          </w14:shadow>
-          <w14:textOutline w14:w="0" w14:cap="flat" w14:cmpd="sng" w14:algn="ctr">
-            <w14:noFill/>
-            <w14:prstDash w14:val="solid"/>
-            <w14:round/>
-          </w14:textOutline>
-        </w:rPr>
-      </w:pPr>
-      <w:r>
-        <w:rPr>
-          <w:color w:val="4472C4" w:themeColor="accent1"/>
-          <w:lang w:val="en-US"/>
-          <w14:shadow w14:blurRad="38100" w14:dist="25400" w14:dir="5400000" w14:sx="100000" w14:sy="100000" w14:kx="0" w14:ky="0" w14:algn="ctr">
-            <w14:srgbClr w14:val="6E747A">
-              <w14:alpha w14:val="57000"/>
-            </w14:srgbClr>
-          </w14:shadow>
-          <w14:textOutline w14:w="0" w14:cap="flat" w14:cmpd="sng" w14:algn="ctr">
-            <w14:noFill/>
-            <w14:prstDash w14:val="solid"/>
-            <w14:round/>
-          </w14:textOutline>
-        </w:rPr>
-        <w:t xml:space="preserve">pip2 install wheel </w:t>
-      </w:r>
-      <w:r>
-        <w:rPr>
-          <w:color w:val="4472C4" w:themeColor="accent1"/>
-          <w:lang w:val="en-US"/>
-          <w14:shadow w14:blurRad="38100" w14:dist="25400" w14:dir="5400000" w14:sx="100000" w14:sy="100000" w14:kx="0" w14:ky="0" w14:algn="ctr">
-            <w14:srgbClr w14:val="6E747A">
-              <w14:alpha w14:val="57000"/>
-            </w14:srgbClr>
-          </w14:shadow>
-          <w14:textOutline w14:w="0" w14:cap="flat" w14:cmpd="sng" w14:algn="ctr">
-            <w14:noFill/>
-            <w14:prstDash w14:val="solid"/>
-            <w14:round/>
-          </w14:textOutline>
-        </w:rPr>
-        <w:tab/>
-      </w:r>
-      <w:r>
-        <w:rPr>
-          <w:color w:val="4472C4" w:themeColor="accent1"/>
-          <w:lang w:val="en-US"/>
-          <w14:shadow w14:blurRad="38100" w14:dist="25400" w14:dir="5400000" w14:sx="100000" w14:sy="100000" w14:kx="0" w14:ky="0" w14:algn="ctr">
-            <w14:srgbClr w14:val="6E747A">
-              <w14:alpha w14:val="57000"/>
-            </w14:srgbClr>
-          </w14:shadow>
-          <w14:textOutline w14:w="0" w14:cap="flat" w14:cmpd="sng" w14:algn="ctr">
-            <w14:noFill/>
-            <w14:prstDash w14:val="solid"/>
-            <w14:round/>
-          </w14:textOutline>
-        </w:rPr>
-        <w:tab/>
-      </w:r>
-      <w:r>
-        <w:rPr>
-          <w:color w:val="4472C4" w:themeColor="accent1"/>
-          <w:lang w:val="en-US"/>
-          <w14:shadow w14:blurRad="38100" w14:dist="25400" w14:dir="5400000" w14:sx="100000" w14:sy="100000" w14:kx="0" w14:ky="0" w14:algn="ctr">
-            <w14:srgbClr w14:val="6E747A">
-              <w14:alpha w14:val="57000"/>
-            </w14:srgbClr>
-          </w14:shadow>
-          <w14:textOutline w14:w="0" w14:cap="flat" w14:cmpd="sng" w14:algn="ctr">
-            <w14:noFill/>
-            <w14:prstDash w14:val="solid"/>
-            <w14:round/>
-          </w14:textOutline>
-        </w:rPr>
-        <w:tab/>
-      </w:r>
-      <w:r>
-        <w:rPr>
-          <w:color w:val="4472C4" w:themeColor="accent1"/>
-          <w:lang w:val="en-US"/>
-          <w14:shadow w14:blurRad="38100" w14:dist="25400" w14:dir="5400000" w14:sx="100000" w14:sy="100000" w14:kx="0" w14:ky="0" w14:algn="ctr">
-            <w14:srgbClr w14:val="6E747A">
-              <w14:alpha w14:val="57000"/>
-            </w14:srgbClr>
-          </w14:shadow>
-          <w14:textOutline w14:w="0" w14:cap="flat" w14:cmpd="sng" w14:algn="ctr">
-            <w14:noFill/>
-            <w14:prstDash w14:val="solid"/>
-            <w14:round/>
-          </w14:textOutline>
-        </w:rPr>
-        <w:tab/>
-        <w:t xml:space="preserve"> </w:t>
-      </w:r>
-    </w:p>
-    <w:p>
-      <w:pPr>
-        <w:rPr>
-          <w:color w:val="4472C4" w:themeColor="accent1"/>
-          <w:lang w:val="en-US"/>
-          <w14:shadow w14:blurRad="38100" w14:dist="25400" w14:dir="5400000" w14:sx="100000" w14:sy="100000" w14:kx="0" w14:ky="0" w14:algn="ctr">
-            <w14:srgbClr w14:val="6E747A">
-              <w14:alpha w14:val="57000"/>
-            </w14:srgbClr>
-          </w14:shadow>
-          <w14:textOutline w14:w="0" w14:cap="flat" w14:cmpd="sng" w14:algn="ctr">
-            <w14:noFill/>
-            <w14:prstDash w14:val="solid"/>
-            <w14:round/>
-          </w14:textOutline>
-        </w:rPr>
-      </w:pPr>
-      <w:r>
-        <w:rPr>
-          <w:color w:val="4472C4" w:themeColor="accent1"/>
-          <w:lang w:val="en-US"/>
-          <w14:shadow w14:blurRad="38100" w14:dist="25400" w14:dir="5400000" w14:sx="100000" w14:sy="100000" w14:kx="0" w14:ky="0" w14:algn="ctr">
-            <w14:srgbClr w14:val="6E747A">
-              <w14:alpha w14:val="57000"/>
-            </w14:srgbClr>
-          </w14:shadow>
-          <w14:textOutline w14:w="0" w14:cap="flat" w14:cmpd="sng" w14:algn="ctr">
-            <w14:noFill/>
-            <w14:prstDash w14:val="solid"/>
-            <w14:round/>
-          </w14:textOutline>
-        </w:rPr>
-        <w:t xml:space="preserve">pip2 install /opt/client/install/ZSI-2.1-a1.tar.gz  </w:t>
-      </w:r>
-    </w:p>
-    <w:p>
-      <w:pPr>
-        <w:rPr>
-          <w:color w:val="4472C4" w:themeColor="accent1"/>
-          <w:lang w:val="en-US"/>
-          <w14:shadow w14:blurRad="38100" w14:dist="25400" w14:dir="5400000" w14:sx="100000" w14:sy="100000" w14:kx="0" w14:ky="0" w14:algn="ctr">
-            <w14:srgbClr w14:val="6E747A">
-              <w14:alpha w14:val="57000"/>
-            </w14:srgbClr>
-          </w14:shadow>
-          <w14:textOutline w14:w="0" w14:cap="flat" w14:cmpd="sng" w14:algn="ctr">
-            <w14:noFill/>
-            <w14:prstDash w14:val="solid"/>
-            <w14:round/>
-          </w14:textOutline>
-        </w:rPr>
-      </w:pPr>
-      <w:r>
-        <w:rPr>
-          <w:color w:val="4472C4" w:themeColor="accent1"/>
-          <w:lang w:val="en-US"/>
-          <w14:shadow w14:blurRad="38100" w14:dist="25400" w14:dir="5400000" w14:sx="100000" w14:sy="100000" w14:kx="0" w14:ky="0" w14:algn="ctr">
-            <w14:srgbClr w14:val="6E747A">
-              <w14:alpha w14:val="57000"/>
-            </w14:srgbClr>
-          </w14:shadow>
-          <w14:textOutline w14:w="0" w14:cap="flat" w14:cmpd="sng" w14:algn="ctr">
-            <w14:noFill/>
-            <w14:prstDash w14:val="solid"/>
-            <w14:round/>
-          </w14:textOutline>
-        </w:rPr>
-        <w:t xml:space="preserve">pip2 install /opt/client/install/PyXML-0.8.4.tar.gz </w:t>
-      </w:r>
-    </w:p>
-    <w:p>
-      <w:pPr>
+    </w:p>
+    <w:p>
+      <w:pPr>
+        <w:spacing w:after="0"/>
+        <w:rPr>
+          <w:color w:val="4472C4" w:themeColor="accent1"/>
+          <w:lang w:val="en-US"/>
+          <w14:shadow w14:blurRad="38100" w14:dist="25400" w14:dir="5400000" w14:sx="100000" w14:sy="100000" w14:kx="0" w14:ky="0" w14:algn="ctr">
+            <w14:srgbClr w14:val="6E747A">
+              <w14:alpha w14:val="57000"/>
+            </w14:srgbClr>
+          </w14:shadow>
+          <w14:textOutline w14:w="0" w14:cap="flat" w14:cmpd="sng" w14:algn="ctr">
+            <w14:noFill/>
+            <w14:prstDash w14:val="solid"/>
+            <w14:round/>
+          </w14:textOutline>
+        </w:rPr>
+      </w:pPr>
+      <w:r>
+        <w:rPr>
+          <w:color w:val="4472C4" w:themeColor="accent1"/>
+          <w:lang w:val="en-US"/>
+          <w14:shadow w14:blurRad="38100" w14:dist="25400" w14:dir="5400000" w14:sx="100000" w14:sy="100000" w14:kx="0" w14:ky="0" w14:algn="ctr">
+            <w14:srgbClr w14:val="6E747A">
+              <w14:alpha w14:val="57000"/>
+            </w14:srgbClr>
+          </w14:shadow>
+          <w14:textOutline w14:w="0" w14:cap="flat" w14:cmpd="sng" w14:algn="ctr">
+            <w14:noFill/>
+            <w14:prstDash w14:val="solid"/>
+            <w14:round/>
+          </w14:textOutline>
+        </w:rPr>
+        <w:t>pip2 install --upgrade pip</w:t>
+      </w:r>
+    </w:p>
+    <w:p>
+      <w:pPr>
+        <w:spacing w:after="0"/>
+        <w:rPr>
+          <w:color w:val="4472C4" w:themeColor="accent1"/>
+          <w:lang w:val="en-US"/>
+          <w14:shadow w14:blurRad="38100" w14:dist="25400" w14:dir="5400000" w14:sx="100000" w14:sy="100000" w14:kx="0" w14:ky="0" w14:algn="ctr">
+            <w14:srgbClr w14:val="6E747A">
+              <w14:alpha w14:val="57000"/>
+            </w14:srgbClr>
+          </w14:shadow>
+          <w14:textOutline w14:w="0" w14:cap="flat" w14:cmpd="sng" w14:algn="ctr">
+            <w14:noFill/>
+            <w14:prstDash w14:val="solid"/>
+            <w14:round/>
+          </w14:textOutline>
+        </w:rPr>
+      </w:pPr>
+      <w:r>
+        <w:rPr>
+          <w:color w:val="4472C4" w:themeColor="accent1"/>
+          <w:lang w:val="en-US"/>
+          <w14:shadow w14:blurRad="38100" w14:dist="25400" w14:dir="5400000" w14:sx="100000" w14:sy="100000" w14:kx="0" w14:ky="0" w14:algn="ctr">
+            <w14:srgbClr w14:val="6E747A">
+              <w14:alpha w14:val="57000"/>
+            </w14:srgbClr>
+          </w14:shadow>
+          <w14:textOutline w14:w="0" w14:cap="flat" w14:cmpd="sng" w14:algn="ctr">
+            <w14:noFill/>
+            <w14:prstDash w14:val="solid"/>
+            <w14:round/>
+          </w14:textOutline>
+        </w:rPr>
+        <w:t>pip2 install wheel</w:t>
+      </w:r>
+    </w:p>
+    <w:p>
+      <w:pPr>
+        <w:spacing w:after="0"/>
+        <w:rPr>
+          <w:color w:val="4472C4" w:themeColor="accent1"/>
+          <w:lang w:val="en-US"/>
+          <w14:shadow w14:blurRad="38100" w14:dist="25400" w14:dir="5400000" w14:sx="100000" w14:sy="100000" w14:kx="0" w14:ky="0" w14:algn="ctr">
+            <w14:srgbClr w14:val="6E747A">
+              <w14:alpha w14:val="57000"/>
+            </w14:srgbClr>
+          </w14:shadow>
+          <w14:textOutline w14:w="0" w14:cap="flat" w14:cmpd="sng" w14:algn="ctr">
+            <w14:noFill/>
+            <w14:prstDash w14:val="solid"/>
+            <w14:round/>
+          </w14:textOutline>
+        </w:rPr>
+      </w:pPr>
+      <w:r>
+        <w:rPr>
+          <w:color w:val="4472C4" w:themeColor="accent1"/>
+          <w:lang w:val="en-US"/>
+          <w14:shadow w14:blurRad="38100" w14:dist="25400" w14:dir="5400000" w14:sx="100000" w14:sy="100000" w14:kx="0" w14:ky="0" w14:algn="ctr">
+            <w14:srgbClr w14:val="6E747A">
+              <w14:alpha w14:val="57000"/>
+            </w14:srgbClr>
+          </w14:shadow>
+          <w14:textOutline w14:w="0" w14:cap="flat" w14:cmpd="sng" w14:algn="ctr">
+            <w14:noFill/>
+            <w14:prstDash w14:val="solid"/>
+            <w14:round/>
+          </w14:textOutline>
+        </w:rPr>
+        <w:t>pip2 install /opt/client/install/ZSI-2.1-a1.tar.gz</w:t>
+      </w:r>
+    </w:p>
+    <w:p>
+      <w:pPr>
+        <w:spacing w:after="0"/>
+        <w:rPr>
+          <w:color w:val="4472C4" w:themeColor="accent1"/>
+          <w:lang w:val="en-US"/>
+          <w14:shadow w14:blurRad="38100" w14:dist="25400" w14:dir="5400000" w14:sx="100000" w14:sy="100000" w14:kx="0" w14:ky="0" w14:algn="ctr">
+            <w14:srgbClr w14:val="6E747A">
+              <w14:alpha w14:val="57000"/>
+            </w14:srgbClr>
+          </w14:shadow>
+          <w14:textOutline w14:w="0" w14:cap="flat" w14:cmpd="sng" w14:algn="ctr">
+            <w14:noFill/>
+            <w14:prstDash w14:val="solid"/>
+            <w14:round/>
+          </w14:textOutline>
+        </w:rPr>
+      </w:pPr>
+      <w:r>
+        <w:rPr>
+          <w:color w:val="4472C4" w:themeColor="accent1"/>
+          <w:lang w:val="en-US"/>
+          <w14:shadow w14:blurRad="38100" w14:dist="25400" w14:dir="5400000" w14:sx="100000" w14:sy="100000" w14:kx="0" w14:ky="0" w14:algn="ctr">
+            <w14:srgbClr w14:val="6E747A">
+              <w14:alpha w14:val="57000"/>
+            </w14:srgbClr>
+          </w14:shadow>
+          <w14:textOutline w14:w="0" w14:cap="flat" w14:cmpd="sng" w14:algn="ctr">
+            <w14:noFill/>
+            <w14:prstDash w14:val="solid"/>
+            <w14:round/>
+          </w14:textOutline>
+        </w:rPr>
+        <w:t>pip2 install /opt/client/install/PyXML-0.8.4.tar.gz</w:t>
+      </w:r>
+    </w:p>
+    <w:p>
+      <w:pPr>
+        <w:spacing w:after="0"/>
         <w:rPr>
           <w:color w:val="4472C4" w:themeColor="accent1"/>
           <w:lang w:val="en-US"/>
@@ -6122,37 +6169,38 @@
     </w:p>
     <w:p>
       <w:pPr>
-        <w:rPr>
-          <w:color w:val="4472C4" w:themeColor="accent1"/>
-          <w:lang w:val="en-US"/>
-          <w14:shadow w14:blurRad="38100" w14:dist="25400" w14:dir="5400000" w14:sx="100000" w14:sy="100000" w14:kx="0" w14:ky="0" w14:algn="ctr">
-            <w14:srgbClr w14:val="6E747A">
-              <w14:alpha w14:val="57000"/>
-            </w14:srgbClr>
-          </w14:shadow>
-          <w14:textOutline w14:w="0" w14:cap="flat" w14:cmpd="sng" w14:algn="ctr">
-            <w14:noFill/>
-            <w14:prstDash w14:val="solid"/>
-            <w14:round/>
-          </w14:textOutline>
-        </w:rPr>
-      </w:pPr>
-      <w:r>
-        <w:rPr>
-          <w:color w:val="4472C4" w:themeColor="accent1"/>
-          <w:lang w:val="en-US"/>
-          <w14:shadow w14:blurRad="38100" w14:dist="25400" w14:dir="5400000" w14:sx="100000" w14:sy="100000" w14:kx="0" w14:ky="0" w14:algn="ctr">
-            <w14:srgbClr w14:val="6E747A">
-              <w14:alpha w14:val="57000"/>
-            </w14:srgbClr>
-          </w14:shadow>
-          <w14:textOutline w14:w="0" w14:cap="flat" w14:cmpd="sng" w14:algn="ctr">
-            <w14:noFill/>
-            <w14:prstDash w14:val="solid"/>
-            <w14:round/>
-          </w14:textOutline>
-        </w:rPr>
-        <w:t xml:space="preserve">pip2 install -r /opt/client/requirements.txt </w:t>
+        <w:spacing w:after="0"/>
+        <w:rPr>
+          <w:color w:val="4472C4" w:themeColor="accent1"/>
+          <w:lang w:val="en-US"/>
+          <w14:shadow w14:blurRad="38100" w14:dist="25400" w14:dir="5400000" w14:sx="100000" w14:sy="100000" w14:kx="0" w14:ky="0" w14:algn="ctr">
+            <w14:srgbClr w14:val="6E747A">
+              <w14:alpha w14:val="57000"/>
+            </w14:srgbClr>
+          </w14:shadow>
+          <w14:textOutline w14:w="0" w14:cap="flat" w14:cmpd="sng" w14:algn="ctr">
+            <w14:noFill/>
+            <w14:prstDash w14:val="solid"/>
+            <w14:round/>
+          </w14:textOutline>
+        </w:rPr>
+      </w:pPr>
+      <w:r>
+        <w:rPr>
+          <w:color w:val="4472C4" w:themeColor="accent1"/>
+          <w:lang w:val="en-US"/>
+          <w14:shadow w14:blurRad="38100" w14:dist="25400" w14:dir="5400000" w14:sx="100000" w14:sy="100000" w14:kx="0" w14:ky="0" w14:algn="ctr">
+            <w14:srgbClr w14:val="6E747A">
+              <w14:alpha w14:val="57000"/>
+            </w14:srgbClr>
+          </w14:shadow>
+          <w14:textOutline w14:w="0" w14:cap="flat" w14:cmpd="sng" w14:algn="ctr">
+            <w14:noFill/>
+            <w14:prstDash w14:val="solid"/>
+            <w14:round/>
+          </w14:textOutline>
+        </w:rPr>
+        <w:t>pip2 install -r /opt/client/requirements.txt</w:t>
       </w:r>
     </w:p>
     <w:p>
@@ -6319,7 +6367,8 @@
       </w:r>
     </w:p>
     <w:sectPr>
-      <w:headerReference w:type="default" r:id="rId10"/>
+      <w:headerReference w:type="default" r:id="rId11"/>
+      <w:footerReference w:type="default" r:id="rId12"/>
       <w:pgSz w:w="11906" w:h="16838"/>
       <w:pgMar w:top="1135" w:right="567" w:bottom="567" w:left="567" w:header="567" w:footer="567" w:gutter="0"/>
       <w:cols w:space="708"/>
@@ -6352,6 +6401,48 @@
     </w:p>
   </w:endnote>
 </w:endnotes>
+</file>
+
+<file path=word/footer1.xml><?xml version="1.0" encoding="utf-8"?>
+<w:ftr xmlns:wpc="http://schemas.microsoft.com/office/word/2010/wordprocessingCanvas" xmlns:cx="http://schemas.microsoft.com/office/drawing/2014/chartex" xmlns:cx1="http://schemas.microsoft.com/office/drawing/2015/9/8/chartex" xmlns:cx2="http://schemas.microsoft.com/office/drawing/2015/10/21/chartex" xmlns:cx3="http://schemas.microsoft.com/office/drawing/2016/5/9/chartex" xmlns:cx4="http://schemas.microsoft.com/office/drawing/2016/5/10/chartex" xmlns:cx5="http://schemas.microsoft.com/office/drawing/2016/5/11/chartex" xmlns:cx6="http://schemas.microsoft.com/office/drawing/2016/5/12/chartex" xmlns:cx7="http://schemas.microsoft.com/office/drawing/2016/5/13/chartex" xmlns:cx8="http://schemas.microsoft.com/office/drawing/2016/5/14/chartex" xmlns:mc="http://schemas.openxmlformats.org/markup-compatibility/2006" xmlns:aink="http://schemas.microsoft.com/office/drawing/2016/ink" xmlns:am3d="http://schemas.microsoft.com/office/drawing/2017/model3d" xmlns:o="urn:schemas-microsoft-com:office:office" xmlns:r="http://schemas.openxmlformats.org/officeDocument/2006/relationships" xmlns:m="http://schemas.openxmlformats.org/officeDocument/2006/math" xmlns:v="urn:schemas-microsoft-com:vml" xmlns:wp14="http://schemas.microsoft.com/office/word/2010/wordprocessingDrawing" xmlns:wp="http://schemas.openxmlformats.org/drawingml/2006/wordprocessingDrawing" xmlns:w10="urn:schemas-microsoft-com:office:word" xmlns:w="http://schemas.openxmlformats.org/wordprocessingml/2006/main" xmlns:w14="http://schemas.microsoft.com/office/word/2010/wordml" xmlns:w15="http://schemas.microsoft.com/office/word/2012/wordml" xmlns:w16cid="http://schemas.microsoft.com/office/word/2016/wordml/cid" xmlns:w16se="http://schemas.microsoft.com/office/word/2015/wordml/symex" xmlns:wpg="http://schemas.microsoft.com/office/word/2010/wordprocessingGroup" xmlns:wpi="http://schemas.microsoft.com/office/word/2010/wordprocessingInk" xmlns:wne="http://schemas.microsoft.com/office/word/2006/wordml" xmlns:wps="http://schemas.microsoft.com/office/word/2010/wordprocessingShape" mc:Ignorable="w14 w15 w16se w16cid wp14">
+  <w:sdt>
+    <w:sdtPr>
+      <w:id w:val="-426659058"/>
+      <w:docPartObj>
+        <w:docPartGallery w:val="Page Numbers (Bottom of Page)"/>
+        <w:docPartUnique/>
+      </w:docPartObj>
+    </w:sdtPr>
+    <w:sdtContent>
+      <w:p>
+        <w:pPr>
+          <w:pStyle w:val="a6"/>
+          <w:jc w:val="right"/>
+        </w:pPr>
+        <w:r>
+          <w:fldChar w:fldCharType="begin"/>
+        </w:r>
+        <w:r>
+          <w:instrText>PAGE   \* MERGEFORMAT</w:instrText>
+        </w:r>
+        <w:r>
+          <w:fldChar w:fldCharType="separate"/>
+        </w:r>
+        <w:r>
+          <w:t>2</w:t>
+        </w:r>
+        <w:r>
+          <w:fldChar w:fldCharType="end"/>
+        </w:r>
+      </w:p>
+    </w:sdtContent>
+  </w:sdt>
+  <w:p>
+    <w:pPr>
+      <w:pStyle w:val="a6"/>
+    </w:pPr>
+  </w:p>
+</w:ftr>
 </file>
 
 <file path=word/footnotes.xml><?xml version="1.0" encoding="utf-8"?>
@@ -6395,16 +6486,22 @@
       <w:t xml:space="preserve"> от </w:t>
     </w:r>
     <w:r>
-      <w:t>30</w:t>
+      <w:t>04</w:t>
     </w:r>
     <w:r>
       <w:t>.</w:t>
     </w:r>
     <w:r>
-      <w:t>10</w:t>
+      <w:t>05</w:t>
     </w:r>
     <w:r>
-      <w:t>.2025г</w:t>
+      <w:t>.202</w:t>
+    </w:r>
+    <w:r>
+      <w:t>6</w:t>
+    </w:r>
+    <w:r>
+      <w:t>г</w:t>
     </w:r>
   </w:p>
 </w:hdr>
